--- a/Readme em word.docx
+++ b/Readme em word.docx
@@ -3364,76 +3364,578 @@
     </w:p>
     <w:p>
       <w:pPr>
-        <w:jc w:val="both"/>
-        <w:rPr>
-          <w:rFonts w:ascii="Arial" w:hAnsi="Arial" w:cs="Arial"/>
-          <w:sz w:val="24"/>
-          <w:szCs w:val="24"/>
-        </w:rPr>
-      </w:pPr>
-      <w:r>
-        <w:rPr>
-          <w:rFonts w:ascii="Arial" w:hAnsi="Arial" w:cs="Arial"/>
-          <w:sz w:val="24"/>
-          <w:szCs w:val="24"/>
-        </w:rPr>
-        <w:t>Para replicar a análise realizada neste projeto, siga os passos abaixo:</w:t>
-      </w:r>
-    </w:p>
-    <w:p>
-      <w:pPr>
-        <w:jc w:val="both"/>
-        <w:rPr>
-          <w:rFonts w:ascii="Arial" w:hAnsi="Arial" w:cs="Arial"/>
-          <w:sz w:val="24"/>
-          <w:szCs w:val="24"/>
-        </w:rPr>
-      </w:pPr>
+        <w:jc w:val="center"/>
+        <w:rPr>
+          <w:rFonts w:ascii="Arial" w:hAnsi="Arial" w:cs="Arial"/>
+          <w:b/>
+          <w:bCs/>
+          <w:sz w:val="40"/>
+          <w:szCs w:val="40"/>
+        </w:rPr>
+      </w:pPr>
+    </w:p>
+    <w:p>
+      <w:pPr>
+        <w:jc w:val="both"/>
+        <w:rPr>
+          <w:rFonts w:ascii="Arial" w:hAnsi="Arial" w:cs="Arial"/>
+          <w:b/>
+          <w:bCs/>
+          <w:sz w:val="24"/>
+          <w:szCs w:val="24"/>
+        </w:rPr>
+      </w:pPr>
+      <w:r>
+        <w:rPr>
+          <w:rFonts w:ascii="Arial" w:hAnsi="Arial" w:cs="Arial"/>
+          <w:b/>
+          <w:bCs/>
+          <w:sz w:val="24"/>
+          <w:szCs w:val="24"/>
+        </w:rPr>
+        <w:t xml:space="preserve"> Opção 1 — Google Colab</w:t>
+      </w:r>
     </w:p>
     <w:p>
       <w:pPr>
         <w:numPr>
           <w:ilvl w:val="0"/>
-          <w:numId w:val="12"/>
-        </w:numPr>
-        <w:jc w:val="both"/>
-        <w:rPr>
-          <w:rFonts w:ascii="Arial" w:hAnsi="Arial" w:cs="Arial"/>
-          <w:sz w:val="24"/>
-          <w:szCs w:val="24"/>
-        </w:rPr>
-      </w:pPr>
-      <w:r>
-        <w:rPr>
-          <w:rFonts w:ascii="Arial" w:hAnsi="Arial" w:cs="Arial"/>
-          <w:sz w:val="24"/>
-          <w:szCs w:val="24"/>
-        </w:rPr>
-        <w:t>Ambiente de Desenvolvimento:</w:t>
+          <w:numId w:val="15"/>
+        </w:numPr>
+        <w:jc w:val="both"/>
+        <w:rPr>
+          <w:rFonts w:ascii="Arial" w:hAnsi="Arial" w:cs="Arial"/>
+          <w:sz w:val="24"/>
+          <w:szCs w:val="24"/>
+        </w:rPr>
+      </w:pPr>
+      <w:r>
+        <w:rPr>
+          <w:rFonts w:ascii="Arial" w:hAnsi="Arial" w:cs="Arial"/>
+          <w:b/>
+          <w:bCs/>
+          <w:sz w:val="24"/>
+          <w:szCs w:val="24"/>
+        </w:rPr>
+        <w:t>Ambiente</w:t>
       </w:r>
     </w:p>
     <w:p>
       <w:pPr>
         <w:numPr>
           <w:ilvl w:val="1"/>
-          <w:numId w:val="12"/>
-        </w:numPr>
-        <w:jc w:val="both"/>
-        <w:rPr>
-          <w:rFonts w:ascii="Arial" w:hAnsi="Arial" w:cs="Arial"/>
-          <w:sz w:val="24"/>
-          <w:szCs w:val="24"/>
-        </w:rPr>
-      </w:pPr>
-      <w:r>
-        <w:rPr>
-          <w:rFonts w:ascii="Arial" w:hAnsi="Arial" w:cs="Arial"/>
-          <w:sz w:val="24"/>
-          <w:szCs w:val="24"/>
-        </w:rPr>
-        <w:t>Certifique-se de ter o </w:t>
-      </w:r>
-      <w:hyperlink r:id="rId5" w:tgtFrame="_blank" w:history="1">
+          <w:numId w:val="15"/>
+        </w:numPr>
+        <w:jc w:val="both"/>
+        <w:rPr>
+          <w:rFonts w:ascii="Arial" w:hAnsi="Arial" w:cs="Arial"/>
+          <w:sz w:val="24"/>
+          <w:szCs w:val="24"/>
+        </w:rPr>
+      </w:pPr>
+      <w:r>
+        <w:rPr>
+          <w:rFonts w:ascii="Arial" w:hAnsi="Arial" w:cs="Arial"/>
+          <w:sz w:val="24"/>
+          <w:szCs w:val="24"/>
+        </w:rPr>
+        <w:t>Abra o Google Colab.</w:t>
+      </w:r>
+    </w:p>
+    <w:p>
+      <w:pPr>
+        <w:numPr>
+          <w:ilvl w:val="1"/>
+          <w:numId w:val="15"/>
+        </w:numPr>
+        <w:jc w:val="both"/>
+        <w:rPr>
+          <w:rFonts w:ascii="Arial" w:hAnsi="Arial" w:cs="Arial"/>
+          <w:sz w:val="24"/>
+          <w:szCs w:val="24"/>
+        </w:rPr>
+      </w:pPr>
+      <w:r>
+        <w:rPr>
+          <w:rFonts w:ascii="Arial" w:hAnsi="Arial" w:cs="Arial"/>
+          <w:sz w:val="24"/>
+          <w:szCs w:val="24"/>
+        </w:rPr>
+        <w:t xml:space="preserve">Utilizando o Colab, abra o arquivo localizado na pasta do seu Desktop com o nome: </w:t>
+      </w:r>
+      <w:proofErr w:type="gramStart"/>
+      <w:r>
+        <w:rPr>
+          <w:rFonts w:ascii="Arial" w:hAnsi="Arial" w:cs="Arial"/>
+          <w:i/>
+          <w:iCs/>
+          <w:sz w:val="24"/>
+          <w:szCs w:val="24"/>
+        </w:rPr>
+        <w:t>Analise</w:t>
+      </w:r>
+      <w:proofErr w:type="gramEnd"/>
+      <w:r>
+        <w:rPr>
+          <w:rFonts w:ascii="Arial" w:hAnsi="Arial" w:cs="Arial"/>
+          <w:i/>
+          <w:iCs/>
+          <w:sz w:val="24"/>
+          <w:szCs w:val="24"/>
+        </w:rPr>
+        <w:t>_de_vendas_Superstore1</w:t>
+      </w:r>
+      <w:r>
+        <w:rPr>
+          <w:rFonts w:ascii="Arial" w:hAnsi="Arial" w:cs="Arial"/>
+          <w:sz w:val="24"/>
+          <w:szCs w:val="24"/>
+        </w:rPr>
+        <w:t>.</w:t>
+      </w:r>
+    </w:p>
+    <w:p>
+      <w:pPr>
+        <w:numPr>
+          <w:ilvl w:val="1"/>
+          <w:numId w:val="15"/>
+        </w:numPr>
+        <w:jc w:val="both"/>
+        <w:rPr>
+          <w:rFonts w:ascii="Arial" w:hAnsi="Arial" w:cs="Arial"/>
+          <w:sz w:val="24"/>
+          <w:szCs w:val="24"/>
+        </w:rPr>
+      </w:pPr>
+      <w:r>
+        <w:rPr>
+          <w:rFonts w:ascii="Arial" w:hAnsi="Arial" w:cs="Arial"/>
+          <w:sz w:val="24"/>
+          <w:szCs w:val="24"/>
+        </w:rPr>
+        <w:t xml:space="preserve">Alternativamente, pode usar </w:t>
+      </w:r>
+      <w:proofErr w:type="spellStart"/>
+      <w:r>
+        <w:rPr>
+          <w:rFonts w:ascii="Arial" w:hAnsi="Arial" w:cs="Arial"/>
+          <w:sz w:val="24"/>
+          <w:szCs w:val="24"/>
+        </w:rPr>
+        <w:t>Jupyter</w:t>
+      </w:r>
+      <w:proofErr w:type="spellEnd"/>
+      <w:r>
+        <w:rPr>
+          <w:rFonts w:ascii="Arial" w:hAnsi="Arial" w:cs="Arial"/>
+          <w:sz w:val="24"/>
+          <w:szCs w:val="24"/>
+        </w:rPr>
+        <w:t xml:space="preserve"> Notebook.</w:t>
+      </w:r>
+    </w:p>
+    <w:p>
+      <w:pPr>
+        <w:numPr>
+          <w:ilvl w:val="0"/>
+          <w:numId w:val="15"/>
+        </w:numPr>
+        <w:jc w:val="both"/>
+        <w:rPr>
+          <w:rFonts w:ascii="Arial" w:hAnsi="Arial" w:cs="Arial"/>
+          <w:sz w:val="24"/>
+          <w:szCs w:val="24"/>
+        </w:rPr>
+      </w:pPr>
+      <w:r>
+        <w:rPr>
+          <w:rFonts w:ascii="Arial" w:hAnsi="Arial" w:cs="Arial"/>
+          <w:b/>
+          <w:bCs/>
+          <w:sz w:val="24"/>
+          <w:szCs w:val="24"/>
+        </w:rPr>
+        <w:t xml:space="preserve">Upload do </w:t>
+      </w:r>
+      <w:proofErr w:type="spellStart"/>
+      <w:r>
+        <w:rPr>
+          <w:rFonts w:ascii="Arial" w:hAnsi="Arial" w:cs="Arial"/>
+          <w:b/>
+          <w:bCs/>
+          <w:sz w:val="24"/>
+          <w:szCs w:val="24"/>
+        </w:rPr>
+        <w:t>Dataset</w:t>
+      </w:r>
+      <w:proofErr w:type="spellEnd"/>
+    </w:p>
+    <w:p>
+      <w:pPr>
+        <w:numPr>
+          <w:ilvl w:val="1"/>
+          <w:numId w:val="15"/>
+        </w:numPr>
+        <w:jc w:val="both"/>
+        <w:rPr>
+          <w:rFonts w:ascii="Arial" w:hAnsi="Arial" w:cs="Arial"/>
+          <w:sz w:val="24"/>
+          <w:szCs w:val="24"/>
+        </w:rPr>
+      </w:pPr>
+      <w:r>
+        <w:rPr>
+          <w:rFonts w:ascii="Arial" w:hAnsi="Arial" w:cs="Arial"/>
+          <w:sz w:val="24"/>
+          <w:szCs w:val="24"/>
+        </w:rPr>
+        <w:t xml:space="preserve">Faça upload do arquivo </w:t>
+      </w:r>
+      <w:r>
+        <w:rPr>
+          <w:rFonts w:ascii="Arial" w:hAnsi="Arial" w:cs="Arial"/>
+          <w:b/>
+          <w:bCs/>
+          <w:sz w:val="24"/>
+          <w:szCs w:val="24"/>
+        </w:rPr>
+        <w:t>Sample - Superstore.csv</w:t>
+      </w:r>
+      <w:r>
+        <w:rPr>
+          <w:rFonts w:ascii="Arial" w:hAnsi="Arial" w:cs="Arial"/>
+          <w:sz w:val="24"/>
+          <w:szCs w:val="24"/>
+        </w:rPr>
+        <w:t xml:space="preserve"> para o Colab.</w:t>
+      </w:r>
+    </w:p>
+    <w:p>
+      <w:pPr>
+        <w:numPr>
+          <w:ilvl w:val="0"/>
+          <w:numId w:val="15"/>
+        </w:numPr>
+        <w:jc w:val="both"/>
+        <w:rPr>
+          <w:rFonts w:ascii="Arial" w:hAnsi="Arial" w:cs="Arial"/>
+          <w:sz w:val="24"/>
+          <w:szCs w:val="24"/>
+        </w:rPr>
+      </w:pPr>
+      <w:r>
+        <w:rPr>
+          <w:rFonts w:ascii="Arial" w:hAnsi="Arial" w:cs="Arial"/>
+          <w:b/>
+          <w:bCs/>
+          <w:sz w:val="24"/>
+          <w:szCs w:val="24"/>
+        </w:rPr>
+        <w:t>Executar o Notebook</w:t>
+      </w:r>
+    </w:p>
+    <w:p>
+      <w:pPr>
+        <w:numPr>
+          <w:ilvl w:val="1"/>
+          <w:numId w:val="15"/>
+        </w:numPr>
+        <w:jc w:val="both"/>
+        <w:rPr>
+          <w:rFonts w:ascii="Arial" w:hAnsi="Arial" w:cs="Arial"/>
+          <w:sz w:val="24"/>
+          <w:szCs w:val="24"/>
+        </w:rPr>
+      </w:pPr>
+      <w:r>
+        <w:rPr>
+          <w:rFonts w:ascii="Arial" w:hAnsi="Arial" w:cs="Arial"/>
+          <w:sz w:val="24"/>
+          <w:szCs w:val="24"/>
+        </w:rPr>
+        <w:t xml:space="preserve">Vá em </w:t>
+      </w:r>
+      <w:proofErr w:type="spellStart"/>
+      <w:r>
+        <w:rPr>
+          <w:rFonts w:ascii="Arial" w:hAnsi="Arial" w:cs="Arial"/>
+          <w:i/>
+          <w:iCs/>
+          <w:sz w:val="24"/>
+          <w:szCs w:val="24"/>
+        </w:rPr>
+        <w:t>Runtime</w:t>
+      </w:r>
+      <w:proofErr w:type="spellEnd"/>
+      <w:r>
+        <w:rPr>
+          <w:rFonts w:ascii="Arial" w:hAnsi="Arial" w:cs="Arial"/>
+          <w:i/>
+          <w:iCs/>
+          <w:sz w:val="24"/>
+          <w:szCs w:val="24"/>
+        </w:rPr>
+        <w:t xml:space="preserve"> → </w:t>
+      </w:r>
+      <w:proofErr w:type="spellStart"/>
+      <w:r>
+        <w:rPr>
+          <w:rFonts w:ascii="Arial" w:hAnsi="Arial" w:cs="Arial"/>
+          <w:i/>
+          <w:iCs/>
+          <w:sz w:val="24"/>
+          <w:szCs w:val="24"/>
+        </w:rPr>
+        <w:t>Run</w:t>
+      </w:r>
+      <w:proofErr w:type="spellEnd"/>
+      <w:r>
+        <w:rPr>
+          <w:rFonts w:ascii="Arial" w:hAnsi="Arial" w:cs="Arial"/>
+          <w:i/>
+          <w:iCs/>
+          <w:sz w:val="24"/>
+          <w:szCs w:val="24"/>
+        </w:rPr>
+        <w:t xml:space="preserve"> </w:t>
+      </w:r>
+      <w:proofErr w:type="spellStart"/>
+      <w:r>
+        <w:rPr>
+          <w:rFonts w:ascii="Arial" w:hAnsi="Arial" w:cs="Arial"/>
+          <w:i/>
+          <w:iCs/>
+          <w:sz w:val="24"/>
+          <w:szCs w:val="24"/>
+        </w:rPr>
+        <w:t>All</w:t>
+      </w:r>
+      <w:proofErr w:type="spellEnd"/>
+      <w:r>
+        <w:rPr>
+          <w:rFonts w:ascii="Arial" w:hAnsi="Arial" w:cs="Arial"/>
+          <w:sz w:val="24"/>
+          <w:szCs w:val="24"/>
+        </w:rPr>
+        <w:t xml:space="preserve"> para rodar todas as células em ordem.</w:t>
+      </w:r>
+    </w:p>
+    <w:p>
+      <w:pPr>
+        <w:numPr>
+          <w:ilvl w:val="0"/>
+          <w:numId w:val="15"/>
+        </w:numPr>
+        <w:jc w:val="both"/>
+        <w:rPr>
+          <w:rFonts w:ascii="Arial" w:hAnsi="Arial" w:cs="Arial"/>
+          <w:sz w:val="24"/>
+          <w:szCs w:val="24"/>
+        </w:rPr>
+      </w:pPr>
+      <w:r>
+        <w:rPr>
+          <w:rFonts w:ascii="Arial" w:hAnsi="Arial" w:cs="Arial"/>
+          <w:b/>
+          <w:bCs/>
+          <w:sz w:val="24"/>
+          <w:szCs w:val="24"/>
+        </w:rPr>
+        <w:t>Resultado</w:t>
+      </w:r>
+    </w:p>
+    <w:p>
+      <w:pPr>
+        <w:numPr>
+          <w:ilvl w:val="1"/>
+          <w:numId w:val="15"/>
+        </w:numPr>
+        <w:jc w:val="both"/>
+        <w:rPr>
+          <w:rFonts w:ascii="Arial" w:hAnsi="Arial" w:cs="Arial"/>
+          <w:sz w:val="24"/>
+          <w:szCs w:val="24"/>
+        </w:rPr>
+      </w:pPr>
+      <w:r>
+        <w:rPr>
+          <w:rFonts w:ascii="Arial" w:hAnsi="Arial" w:cs="Arial"/>
+          <w:sz w:val="24"/>
+          <w:szCs w:val="24"/>
+        </w:rPr>
+        <w:t xml:space="preserve">O Colab irá solicitar que você anexe o arquivo </w:t>
+      </w:r>
+      <w:r>
+        <w:rPr>
+          <w:rFonts w:ascii="Arial" w:hAnsi="Arial" w:cs="Arial"/>
+          <w:b/>
+          <w:bCs/>
+          <w:sz w:val="24"/>
+          <w:szCs w:val="24"/>
+        </w:rPr>
+        <w:t>Sample - Superstore.csv</w:t>
+      </w:r>
+      <w:r>
+        <w:rPr>
+          <w:rFonts w:ascii="Arial" w:hAnsi="Arial" w:cs="Arial"/>
+          <w:sz w:val="24"/>
+          <w:szCs w:val="24"/>
+        </w:rPr>
+        <w:t>.</w:t>
+      </w:r>
+    </w:p>
+    <w:p>
+      <w:pPr>
+        <w:numPr>
+          <w:ilvl w:val="1"/>
+          <w:numId w:val="15"/>
+        </w:numPr>
+        <w:jc w:val="both"/>
+        <w:rPr>
+          <w:rFonts w:ascii="Arial" w:hAnsi="Arial" w:cs="Arial"/>
+          <w:sz w:val="24"/>
+          <w:szCs w:val="24"/>
+        </w:rPr>
+      </w:pPr>
+      <w:r>
+        <w:rPr>
+          <w:rFonts w:ascii="Arial" w:hAnsi="Arial" w:cs="Arial"/>
+          <w:sz w:val="24"/>
+          <w:szCs w:val="24"/>
+        </w:rPr>
+        <w:t>Depois de anexado, o Colab seguirá com o restante dos códigos.</w:t>
+      </w:r>
+    </w:p>
+    <w:p>
+      <w:pPr>
+        <w:numPr>
+          <w:ilvl w:val="1"/>
+          <w:numId w:val="15"/>
+        </w:numPr>
+        <w:jc w:val="both"/>
+        <w:rPr>
+          <w:rFonts w:ascii="Arial" w:hAnsi="Arial" w:cs="Arial"/>
+          <w:sz w:val="24"/>
+          <w:szCs w:val="24"/>
+        </w:rPr>
+      </w:pPr>
+      <w:r>
+        <w:rPr>
+          <w:rFonts w:ascii="Arial" w:hAnsi="Arial" w:cs="Arial"/>
+          <w:sz w:val="24"/>
+          <w:szCs w:val="24"/>
+        </w:rPr>
+        <w:t xml:space="preserve">No final, será gerado o arquivo </w:t>
+      </w:r>
+      <w:r>
+        <w:rPr>
+          <w:rFonts w:ascii="Arial" w:hAnsi="Arial" w:cs="Arial"/>
+          <w:b/>
+          <w:bCs/>
+          <w:sz w:val="24"/>
+          <w:szCs w:val="24"/>
+        </w:rPr>
+        <w:t>dados_tratados.csv</w:t>
+      </w:r>
+      <w:r>
+        <w:rPr>
+          <w:rFonts w:ascii="Arial" w:hAnsi="Arial" w:cs="Arial"/>
+          <w:sz w:val="24"/>
+          <w:szCs w:val="24"/>
+        </w:rPr>
+        <w:t xml:space="preserve"> para download, com os dados limpos e preparados para BI.</w:t>
+      </w:r>
+    </w:p>
+    <w:p>
+      <w:pPr>
+        <w:jc w:val="both"/>
+        <w:rPr>
+          <w:rFonts w:ascii="Arial" w:hAnsi="Arial" w:cs="Arial"/>
+          <w:b/>
+          <w:bCs/>
+          <w:sz w:val="24"/>
+          <w:szCs w:val="24"/>
+        </w:rPr>
+      </w:pPr>
+      <w:r>
+        <w:rPr>
+          <w:rFonts w:ascii="Arial" w:hAnsi="Arial" w:cs="Arial"/>
+          <w:b/>
+          <w:bCs/>
+          <w:sz w:val="24"/>
+          <w:szCs w:val="24"/>
+        </w:rPr>
+        <w:t xml:space="preserve">Opção 2 — VS </w:t>
+      </w:r>
+      <w:proofErr w:type="spellStart"/>
+      <w:r>
+        <w:rPr>
+          <w:rFonts w:ascii="Arial" w:hAnsi="Arial" w:cs="Arial"/>
+          <w:b/>
+          <w:bCs/>
+          <w:sz w:val="24"/>
+          <w:szCs w:val="24"/>
+        </w:rPr>
+        <w:t>Code</w:t>
+      </w:r>
+      <w:proofErr w:type="spellEnd"/>
+      <w:r>
+        <w:rPr>
+          <w:rFonts w:ascii="Arial" w:hAnsi="Arial" w:cs="Arial"/>
+          <w:b/>
+          <w:bCs/>
+          <w:sz w:val="24"/>
+          <w:szCs w:val="24"/>
+        </w:rPr>
+        <w:t xml:space="preserve"> (Windows)</w:t>
+      </w:r>
+    </w:p>
+    <w:p>
+      <w:pPr>
+        <w:numPr>
+          <w:ilvl w:val="0"/>
+          <w:numId w:val="16"/>
+        </w:numPr>
+        <w:jc w:val="both"/>
+        <w:rPr>
+          <w:rFonts w:ascii="Arial" w:hAnsi="Arial" w:cs="Arial"/>
+          <w:sz w:val="24"/>
+          <w:szCs w:val="24"/>
+        </w:rPr>
+      </w:pPr>
+      <w:r>
+        <w:rPr>
+          <w:rFonts w:ascii="Arial" w:hAnsi="Arial" w:cs="Arial"/>
+          <w:b/>
+          <w:bCs/>
+          <w:sz w:val="24"/>
+          <w:szCs w:val="24"/>
+        </w:rPr>
+        <w:t>Ambiente</w:t>
+      </w:r>
+    </w:p>
+    <w:p>
+      <w:pPr>
+        <w:numPr>
+          <w:ilvl w:val="1"/>
+          <w:numId w:val="16"/>
+        </w:numPr>
+        <w:jc w:val="both"/>
+        <w:rPr>
+          <w:rFonts w:ascii="Arial" w:hAnsi="Arial" w:cs="Arial"/>
+          <w:sz w:val="24"/>
+          <w:szCs w:val="24"/>
+        </w:rPr>
+      </w:pPr>
+      <w:r>
+        <w:rPr>
+          <w:rFonts w:ascii="Arial" w:hAnsi="Arial" w:cs="Arial"/>
+          <w:sz w:val="24"/>
+          <w:szCs w:val="24"/>
+        </w:rPr>
+        <w:t xml:space="preserve">Instale o </w:t>
+      </w:r>
+      <w:hyperlink r:id="rId5" w:tgtFrame="_blank" w:tooltip="www.python.org" w:history="1">
         <w:r>
           <w:rPr>
             <w:rStyle w:val="Hyperlink"/>
@@ -3441,7 +3943,7 @@
             <w:sz w:val="24"/>
             <w:szCs w:val="24"/>
           </w:rPr>
-          <w:t>Google Colab</w:t>
+          <w:t>Python</w:t>
         </w:r>
       </w:hyperlink>
       <w:r>
@@ -3450,7 +3952,59 @@
           <w:sz w:val="24"/>
           <w:szCs w:val="24"/>
         </w:rPr>
-        <w:t xml:space="preserve"> ou um ambiente Python com </w:t>
+        <w:t xml:space="preserve"> e o </w:t>
+      </w:r>
+      <w:hyperlink r:id="rId6" w:tgtFrame="_blank" w:tooltip="code.visualstudio.com" w:history="1">
+        <w:r>
+          <w:rPr>
+            <w:rStyle w:val="Hyperlink"/>
+            <w:rFonts w:ascii="Arial" w:hAnsi="Arial" w:cs="Arial"/>
+            <w:sz w:val="24"/>
+            <w:szCs w:val="24"/>
+          </w:rPr>
+          <w:t xml:space="preserve">Visual Studio </w:t>
+        </w:r>
+        <w:proofErr w:type="spellStart"/>
+        <w:r>
+          <w:rPr>
+            <w:rStyle w:val="Hyperlink"/>
+            <w:rFonts w:ascii="Arial" w:hAnsi="Arial" w:cs="Arial"/>
+            <w:sz w:val="24"/>
+            <w:szCs w:val="24"/>
+          </w:rPr>
+          <w:t>Code</w:t>
+        </w:r>
+        <w:proofErr w:type="spellEnd"/>
+      </w:hyperlink>
+      <w:r>
+        <w:rPr>
+          <w:rFonts w:ascii="Arial" w:hAnsi="Arial" w:cs="Arial"/>
+          <w:sz w:val="24"/>
+          <w:szCs w:val="24"/>
+        </w:rPr>
+        <w:t>.</w:t>
+      </w:r>
+    </w:p>
+    <w:p>
+      <w:pPr>
+        <w:numPr>
+          <w:ilvl w:val="1"/>
+          <w:numId w:val="16"/>
+        </w:numPr>
+        <w:jc w:val="both"/>
+        <w:rPr>
+          <w:rFonts w:ascii="Arial" w:hAnsi="Arial" w:cs="Arial"/>
+          <w:sz w:val="24"/>
+          <w:szCs w:val="24"/>
+        </w:rPr>
+      </w:pPr>
+      <w:r>
+        <w:rPr>
+          <w:rFonts w:ascii="Arial" w:hAnsi="Arial" w:cs="Arial"/>
+          <w:sz w:val="24"/>
+          <w:szCs w:val="24"/>
+        </w:rPr>
+        <w:t xml:space="preserve">Abra o programa VS </w:t>
       </w:r>
       <w:proofErr w:type="spellStart"/>
       <w:r>
@@ -3459,7 +4013,7 @@
           <w:sz w:val="24"/>
           <w:szCs w:val="24"/>
         </w:rPr>
-        <w:t>Jupyter</w:t>
+        <w:t>Code</w:t>
       </w:r>
       <w:proofErr w:type="spellEnd"/>
       <w:r>
@@ -3468,51 +4022,332 @@
           <w:sz w:val="24"/>
           <w:szCs w:val="24"/>
         </w:rPr>
-        <w:t xml:space="preserve"> Notebooks configurado.</w:t>
-      </w:r>
+        <w:t>.</w:t>
+      </w:r>
+    </w:p>
+    <w:p>
+      <w:pPr>
+        <w:numPr>
+          <w:ilvl w:val="1"/>
+          <w:numId w:val="16"/>
+        </w:numPr>
+        <w:jc w:val="both"/>
+        <w:rPr>
+          <w:rFonts w:ascii="Arial" w:hAnsi="Arial" w:cs="Arial"/>
+          <w:sz w:val="24"/>
+          <w:szCs w:val="24"/>
+        </w:rPr>
+      </w:pPr>
+      <w:r>
+        <w:rPr>
+          <w:rFonts w:ascii="Arial" w:hAnsi="Arial" w:cs="Arial"/>
+          <w:sz w:val="24"/>
+          <w:szCs w:val="24"/>
+        </w:rPr>
+        <w:t xml:space="preserve">Instale as bibliotecas necessárias no terminal do VS </w:t>
+      </w:r>
+      <w:proofErr w:type="spellStart"/>
+      <w:r>
+        <w:rPr>
+          <w:rFonts w:ascii="Arial" w:hAnsi="Arial" w:cs="Arial"/>
+          <w:sz w:val="24"/>
+          <w:szCs w:val="24"/>
+        </w:rPr>
+        <w:t>Code</w:t>
+      </w:r>
+      <w:proofErr w:type="spellEnd"/>
+      <w:r>
+        <w:rPr>
+          <w:rFonts w:ascii="Arial" w:hAnsi="Arial" w:cs="Arial"/>
+          <w:sz w:val="24"/>
+          <w:szCs w:val="24"/>
+        </w:rPr>
+        <w:t>:</w:t>
+      </w:r>
+    </w:p>
+    <w:p>
+      <w:pPr>
+        <w:ind w:left="708" w:firstLine="708"/>
+        <w:jc w:val="both"/>
+        <w:rPr>
+          <w:rFonts w:ascii="Arial" w:hAnsi="Arial" w:cs="Arial"/>
+          <w:sz w:val="24"/>
+          <w:szCs w:val="24"/>
+        </w:rPr>
+      </w:pPr>
+      <w:r>
+        <w:rPr>
+          <w:rFonts w:ascii="Arial" w:hAnsi="Arial" w:cs="Arial"/>
+          <w:sz w:val="24"/>
+          <w:szCs w:val="24"/>
+        </w:rPr>
+        <w:t>Código</w:t>
+      </w:r>
+      <w:r>
+        <w:rPr>
+          <w:rFonts w:ascii="Arial" w:hAnsi="Arial" w:cs="Arial"/>
+          <w:sz w:val="24"/>
+          <w:szCs w:val="24"/>
+        </w:rPr>
+        <w:t xml:space="preserve">: </w:t>
+      </w:r>
+      <w:proofErr w:type="spellStart"/>
+      <w:r>
+        <w:rPr>
+          <w:rFonts w:ascii="Arial" w:hAnsi="Arial" w:cs="Arial"/>
+          <w:sz w:val="24"/>
+          <w:szCs w:val="24"/>
+        </w:rPr>
+        <w:t>pip</w:t>
+      </w:r>
+      <w:proofErr w:type="spellEnd"/>
+      <w:r>
+        <w:rPr>
+          <w:rFonts w:ascii="Arial" w:hAnsi="Arial" w:cs="Arial"/>
+          <w:sz w:val="24"/>
+          <w:szCs w:val="24"/>
+        </w:rPr>
+        <w:t xml:space="preserve"> </w:t>
+      </w:r>
+      <w:proofErr w:type="spellStart"/>
+      <w:r>
+        <w:rPr>
+          <w:rFonts w:ascii="Arial" w:hAnsi="Arial" w:cs="Arial"/>
+          <w:sz w:val="24"/>
+          <w:szCs w:val="24"/>
+        </w:rPr>
+        <w:t>install</w:t>
+      </w:r>
+      <w:proofErr w:type="spellEnd"/>
+      <w:r>
+        <w:rPr>
+          <w:rFonts w:ascii="Arial" w:hAnsi="Arial" w:cs="Arial"/>
+          <w:sz w:val="24"/>
+          <w:szCs w:val="24"/>
+        </w:rPr>
+        <w:t xml:space="preserve"> pandas </w:t>
+      </w:r>
+      <w:proofErr w:type="spellStart"/>
+      <w:r>
+        <w:rPr>
+          <w:rFonts w:ascii="Arial" w:hAnsi="Arial" w:cs="Arial"/>
+          <w:sz w:val="24"/>
+          <w:szCs w:val="24"/>
+        </w:rPr>
+        <w:t>numpy</w:t>
+      </w:r>
+      <w:proofErr w:type="spellEnd"/>
+      <w:r>
+        <w:rPr>
+          <w:rFonts w:ascii="Arial" w:hAnsi="Arial" w:cs="Arial"/>
+          <w:sz w:val="24"/>
+          <w:szCs w:val="24"/>
+        </w:rPr>
+        <w:t xml:space="preserve"> </w:t>
+      </w:r>
+      <w:proofErr w:type="spellStart"/>
+      <w:r>
+        <w:rPr>
+          <w:rFonts w:ascii="Arial" w:hAnsi="Arial" w:cs="Arial"/>
+          <w:sz w:val="24"/>
+          <w:szCs w:val="24"/>
+        </w:rPr>
+        <w:t>matplotlib</w:t>
+      </w:r>
+      <w:proofErr w:type="spellEnd"/>
+      <w:r>
+        <w:rPr>
+          <w:rFonts w:ascii="Arial" w:hAnsi="Arial" w:cs="Arial"/>
+          <w:sz w:val="24"/>
+          <w:szCs w:val="24"/>
+        </w:rPr>
+        <w:t xml:space="preserve"> </w:t>
+      </w:r>
+      <w:proofErr w:type="spellStart"/>
+      <w:r>
+        <w:rPr>
+          <w:rFonts w:ascii="Arial" w:hAnsi="Arial" w:cs="Arial"/>
+          <w:sz w:val="24"/>
+          <w:szCs w:val="24"/>
+        </w:rPr>
+        <w:t>seaborn</w:t>
+      </w:r>
+      <w:proofErr w:type="spellEnd"/>
+      <w:r>
+        <w:rPr>
+          <w:rFonts w:ascii="Arial" w:hAnsi="Arial" w:cs="Arial"/>
+          <w:sz w:val="24"/>
+          <w:szCs w:val="24"/>
+        </w:rPr>
+        <w:t xml:space="preserve"> </w:t>
+      </w:r>
+      <w:proofErr w:type="spellStart"/>
+      <w:r>
+        <w:rPr>
+          <w:rFonts w:ascii="Arial" w:hAnsi="Arial" w:cs="Arial"/>
+          <w:sz w:val="24"/>
+          <w:szCs w:val="24"/>
+        </w:rPr>
+        <w:t>plotly</w:t>
+      </w:r>
+      <w:proofErr w:type="spellEnd"/>
     </w:p>
     <w:p>
       <w:pPr>
         <w:numPr>
           <w:ilvl w:val="0"/>
-          <w:numId w:val="12"/>
-        </w:numPr>
-        <w:jc w:val="both"/>
-        <w:rPr>
-          <w:rFonts w:ascii="Arial" w:hAnsi="Arial" w:cs="Arial"/>
-          <w:sz w:val="24"/>
-          <w:szCs w:val="24"/>
-        </w:rPr>
-      </w:pPr>
-      <w:r>
-        <w:rPr>
-          <w:rFonts w:ascii="Arial" w:hAnsi="Arial" w:cs="Arial"/>
-          <w:sz w:val="24"/>
-          <w:szCs w:val="24"/>
-        </w:rPr>
-        <w:t>Bibliotecas Necessárias:</w:t>
+          <w:numId w:val="16"/>
+        </w:numPr>
+        <w:jc w:val="both"/>
+        <w:rPr>
+          <w:rFonts w:ascii="Arial" w:hAnsi="Arial" w:cs="Arial"/>
+          <w:sz w:val="24"/>
+          <w:szCs w:val="24"/>
+        </w:rPr>
+      </w:pPr>
+      <w:r>
+        <w:rPr>
+          <w:rFonts w:ascii="Arial" w:hAnsi="Arial" w:cs="Arial"/>
+          <w:b/>
+          <w:bCs/>
+          <w:sz w:val="24"/>
+          <w:szCs w:val="24"/>
+        </w:rPr>
+        <w:t>Organização da Pasta</w:t>
       </w:r>
     </w:p>
     <w:p>
       <w:pPr>
         <w:numPr>
           <w:ilvl w:val="1"/>
-          <w:numId w:val="12"/>
-        </w:numPr>
-        <w:jc w:val="both"/>
-        <w:rPr>
-          <w:rFonts w:ascii="Arial" w:hAnsi="Arial" w:cs="Arial"/>
-          <w:sz w:val="24"/>
-          <w:szCs w:val="24"/>
-        </w:rPr>
-      </w:pPr>
-      <w:r>
-        <w:rPr>
-          <w:rFonts w:ascii="Arial" w:hAnsi="Arial" w:cs="Arial"/>
-          <w:sz w:val="24"/>
-          <w:szCs w:val="24"/>
-        </w:rPr>
-        <w:t>As bibliotecas utilizadas (pandas, </w:t>
+          <w:numId w:val="16"/>
+        </w:numPr>
+        <w:jc w:val="both"/>
+        <w:rPr>
+          <w:rFonts w:ascii="Arial" w:hAnsi="Arial" w:cs="Arial"/>
+          <w:sz w:val="24"/>
+          <w:szCs w:val="24"/>
+        </w:rPr>
+      </w:pPr>
+      <w:r>
+        <w:rPr>
+          <w:rFonts w:ascii="Arial" w:hAnsi="Arial" w:cs="Arial"/>
+          <w:sz w:val="24"/>
+          <w:szCs w:val="24"/>
+        </w:rPr>
+        <w:t xml:space="preserve">Crie uma pasta no </w:t>
+      </w:r>
+      <w:r>
+        <w:rPr>
+          <w:rFonts w:ascii="Arial" w:hAnsi="Arial" w:cs="Arial"/>
+          <w:b/>
+          <w:bCs/>
+          <w:sz w:val="24"/>
+          <w:szCs w:val="24"/>
+        </w:rPr>
+        <w:t>Desktop (área de trabalho)</w:t>
+      </w:r>
+      <w:r>
+        <w:rPr>
+          <w:rFonts w:ascii="Arial" w:hAnsi="Arial" w:cs="Arial"/>
+          <w:sz w:val="24"/>
+          <w:szCs w:val="24"/>
+        </w:rPr>
+        <w:t xml:space="preserve"> e faça o download da pasta chamada </w:t>
+      </w:r>
+      <w:r>
+        <w:rPr>
+          <w:rFonts w:ascii="Arial" w:hAnsi="Arial" w:cs="Arial"/>
+          <w:b/>
+          <w:bCs/>
+          <w:sz w:val="24"/>
+          <w:szCs w:val="24"/>
+        </w:rPr>
+        <w:t>Superstore-SCTEC2026</w:t>
+      </w:r>
+      <w:r>
+        <w:rPr>
+          <w:rFonts w:ascii="Arial" w:hAnsi="Arial" w:cs="Arial"/>
+          <w:sz w:val="24"/>
+          <w:szCs w:val="24"/>
+        </w:rPr>
+        <w:t>.</w:t>
+      </w:r>
+    </w:p>
+    <w:p>
+      <w:pPr>
+        <w:numPr>
+          <w:ilvl w:val="1"/>
+          <w:numId w:val="16"/>
+        </w:numPr>
+        <w:jc w:val="both"/>
+        <w:rPr>
+          <w:rFonts w:ascii="Arial" w:hAnsi="Arial" w:cs="Arial"/>
+          <w:sz w:val="24"/>
+          <w:szCs w:val="24"/>
+        </w:rPr>
+      </w:pPr>
+      <w:r>
+        <w:rPr>
+          <w:rFonts w:ascii="Arial" w:hAnsi="Arial" w:cs="Arial"/>
+          <w:sz w:val="24"/>
+          <w:szCs w:val="24"/>
+        </w:rPr>
+        <w:t>Verifique se os seguintes arquivos estão dentro dela:</w:t>
+      </w:r>
+    </w:p>
+    <w:p>
+      <w:pPr>
+        <w:numPr>
+          <w:ilvl w:val="2"/>
+          <w:numId w:val="16"/>
+        </w:numPr>
+        <w:jc w:val="both"/>
+        <w:rPr>
+          <w:rFonts w:ascii="Arial" w:hAnsi="Arial" w:cs="Arial"/>
+          <w:sz w:val="24"/>
+          <w:szCs w:val="24"/>
+        </w:rPr>
+      </w:pPr>
+      <w:r>
+        <w:rPr>
+          <w:rFonts w:ascii="Arial" w:hAnsi="Arial" w:cs="Arial"/>
+          <w:sz w:val="24"/>
+          <w:szCs w:val="24"/>
+        </w:rPr>
+        <w:t xml:space="preserve">O script </w:t>
+      </w:r>
+      <w:r>
+        <w:rPr>
+          <w:rFonts w:ascii="Arial" w:hAnsi="Arial" w:cs="Arial"/>
+          <w:b/>
+          <w:bCs/>
+          <w:sz w:val="24"/>
+          <w:szCs w:val="24"/>
+        </w:rPr>
+        <w:t>analise_de_vendas_Superstore.py</w:t>
+      </w:r>
+    </w:p>
+    <w:p>
+      <w:pPr>
+        <w:numPr>
+          <w:ilvl w:val="2"/>
+          <w:numId w:val="16"/>
+        </w:numPr>
+        <w:jc w:val="both"/>
+        <w:rPr>
+          <w:rFonts w:ascii="Arial" w:hAnsi="Arial" w:cs="Arial"/>
+          <w:sz w:val="24"/>
+          <w:szCs w:val="24"/>
+        </w:rPr>
+      </w:pPr>
+      <w:r>
+        <w:rPr>
+          <w:rFonts w:ascii="Arial" w:hAnsi="Arial" w:cs="Arial"/>
+          <w:sz w:val="24"/>
+          <w:szCs w:val="24"/>
+        </w:rPr>
+        <w:t xml:space="preserve">O </w:t>
       </w:r>
       <w:proofErr w:type="spellStart"/>
       <w:r>
@@ -3521,6 +4356,312 @@
           <w:sz w:val="24"/>
           <w:szCs w:val="24"/>
         </w:rPr>
+        <w:t>dataset</w:t>
+      </w:r>
+      <w:proofErr w:type="spellEnd"/>
+      <w:r>
+        <w:rPr>
+          <w:rFonts w:ascii="Arial" w:hAnsi="Arial" w:cs="Arial"/>
+          <w:sz w:val="24"/>
+          <w:szCs w:val="24"/>
+        </w:rPr>
+        <w:t xml:space="preserve"> </w:t>
+      </w:r>
+      <w:r>
+        <w:rPr>
+          <w:rFonts w:ascii="Arial" w:hAnsi="Arial" w:cs="Arial"/>
+          <w:b/>
+          <w:bCs/>
+          <w:sz w:val="24"/>
+          <w:szCs w:val="24"/>
+        </w:rPr>
+        <w:t>Sample - Superstore.csv</w:t>
+      </w:r>
+    </w:p>
+    <w:p>
+      <w:pPr>
+        <w:ind w:left="2160"/>
+        <w:jc w:val="both"/>
+        <w:rPr>
+          <w:rFonts w:ascii="Arial" w:hAnsi="Arial" w:cs="Arial"/>
+          <w:sz w:val="24"/>
+          <w:szCs w:val="24"/>
+        </w:rPr>
+      </w:pPr>
+    </w:p>
+    <w:p>
+      <w:pPr>
+        <w:numPr>
+          <w:ilvl w:val="0"/>
+          <w:numId w:val="16"/>
+        </w:numPr>
+        <w:jc w:val="both"/>
+        <w:rPr>
+          <w:rFonts w:ascii="Arial" w:hAnsi="Arial" w:cs="Arial"/>
+          <w:sz w:val="24"/>
+          <w:szCs w:val="24"/>
+        </w:rPr>
+      </w:pPr>
+      <w:r>
+        <w:rPr>
+          <w:rFonts w:ascii="Arial" w:hAnsi="Arial" w:cs="Arial"/>
+          <w:b/>
+          <w:bCs/>
+          <w:sz w:val="24"/>
+          <w:szCs w:val="24"/>
+        </w:rPr>
+        <w:lastRenderedPageBreak/>
+        <w:t>Executar o Script</w:t>
+      </w:r>
+    </w:p>
+    <w:p>
+      <w:pPr>
+        <w:numPr>
+          <w:ilvl w:val="1"/>
+          <w:numId w:val="16"/>
+        </w:numPr>
+        <w:jc w:val="both"/>
+        <w:rPr>
+          <w:rFonts w:ascii="Arial" w:hAnsi="Arial" w:cs="Arial"/>
+          <w:sz w:val="24"/>
+          <w:szCs w:val="24"/>
+        </w:rPr>
+      </w:pPr>
+      <w:r>
+        <w:rPr>
+          <w:rFonts w:ascii="Arial" w:hAnsi="Arial" w:cs="Arial"/>
+          <w:sz w:val="24"/>
+          <w:szCs w:val="24"/>
+        </w:rPr>
+        <w:t xml:space="preserve">Abra o VS </w:t>
+      </w:r>
+      <w:proofErr w:type="spellStart"/>
+      <w:r>
+        <w:rPr>
+          <w:rFonts w:ascii="Arial" w:hAnsi="Arial" w:cs="Arial"/>
+          <w:sz w:val="24"/>
+          <w:szCs w:val="24"/>
+        </w:rPr>
+        <w:t>Code</w:t>
+      </w:r>
+      <w:proofErr w:type="spellEnd"/>
+      <w:r>
+        <w:rPr>
+          <w:rFonts w:ascii="Arial" w:hAnsi="Arial" w:cs="Arial"/>
+          <w:sz w:val="24"/>
+          <w:szCs w:val="24"/>
+        </w:rPr>
+        <w:t xml:space="preserve"> e o terminal integrado (atalho </w:t>
+      </w:r>
+      <w:r>
+        <w:rPr>
+          <w:rFonts w:ascii="Arial" w:hAnsi="Arial" w:cs="Arial"/>
+          <w:b/>
+          <w:bCs/>
+          <w:sz w:val="24"/>
+          <w:szCs w:val="24"/>
+        </w:rPr>
+        <w:t>Ctrl+`</w:t>
+      </w:r>
+      <w:r>
+        <w:rPr>
+          <w:rFonts w:ascii="Arial" w:hAnsi="Arial" w:cs="Arial"/>
+          <w:sz w:val="24"/>
+          <w:szCs w:val="24"/>
+        </w:rPr>
+        <w:t>).</w:t>
+      </w:r>
+    </w:p>
+    <w:p>
+      <w:pPr>
+        <w:numPr>
+          <w:ilvl w:val="1"/>
+          <w:numId w:val="16"/>
+        </w:numPr>
+        <w:jc w:val="both"/>
+        <w:rPr>
+          <w:rFonts w:ascii="Arial" w:hAnsi="Arial" w:cs="Arial"/>
+          <w:sz w:val="24"/>
+          <w:szCs w:val="24"/>
+        </w:rPr>
+      </w:pPr>
+      <w:r>
+        <w:rPr>
+          <w:rFonts w:ascii="Arial" w:hAnsi="Arial" w:cs="Arial"/>
+          <w:sz w:val="24"/>
+          <w:szCs w:val="24"/>
+        </w:rPr>
+        <w:t>Navegue até a pasta do projeto:</w:t>
+      </w:r>
+    </w:p>
+    <w:p>
+      <w:pPr>
+        <w:ind w:left="372" w:firstLine="708"/>
+        <w:jc w:val="both"/>
+        <w:rPr>
+          <w:rFonts w:ascii="Arial" w:hAnsi="Arial" w:cs="Arial"/>
+          <w:sz w:val="24"/>
+          <w:szCs w:val="24"/>
+        </w:rPr>
+      </w:pPr>
+      <w:r>
+        <w:rPr>
+          <w:rFonts w:ascii="Arial" w:hAnsi="Arial" w:cs="Arial"/>
+          <w:sz w:val="24"/>
+          <w:szCs w:val="24"/>
+        </w:rPr>
+        <w:t>Código</w:t>
+      </w:r>
+      <w:r>
+        <w:rPr>
+          <w:rFonts w:ascii="Arial" w:hAnsi="Arial" w:cs="Arial"/>
+          <w:sz w:val="24"/>
+          <w:szCs w:val="24"/>
+        </w:rPr>
+        <w:t xml:space="preserve">: </w:t>
+      </w:r>
+    </w:p>
+    <w:p>
+      <w:pPr>
+        <w:ind w:left="372" w:firstLine="708"/>
+        <w:jc w:val="both"/>
+        <w:rPr>
+          <w:rFonts w:ascii="Arial" w:hAnsi="Arial" w:cs="Arial"/>
+          <w:sz w:val="24"/>
+          <w:szCs w:val="24"/>
+        </w:rPr>
+      </w:pPr>
+      <w:proofErr w:type="spellStart"/>
+      <w:r>
+        <w:rPr>
+          <w:rFonts w:ascii="Arial" w:hAnsi="Arial" w:cs="Arial"/>
+          <w:sz w:val="24"/>
+          <w:szCs w:val="24"/>
+        </w:rPr>
+        <w:t>cd</w:t>
+      </w:r>
+      <w:proofErr w:type="spellEnd"/>
+      <w:r>
+        <w:rPr>
+          <w:rFonts w:ascii="Arial" w:hAnsi="Arial" w:cs="Arial"/>
+          <w:sz w:val="24"/>
+          <w:szCs w:val="24"/>
+        </w:rPr>
+        <w:t xml:space="preserve"> C:\Users\SEU_USUARIO\Desktop\Superstore-SCTEC2026</w:t>
+      </w:r>
+    </w:p>
+    <w:p>
+      <w:pPr>
+        <w:jc w:val="both"/>
+        <w:rPr>
+          <w:rFonts w:ascii="Arial" w:hAnsi="Arial" w:cs="Arial"/>
+          <w:sz w:val="24"/>
+          <w:szCs w:val="24"/>
+        </w:rPr>
+      </w:pPr>
+    </w:p>
+    <w:p>
+      <w:pPr>
+        <w:numPr>
+          <w:ilvl w:val="1"/>
+          <w:numId w:val="16"/>
+        </w:numPr>
+        <w:jc w:val="both"/>
+        <w:rPr>
+          <w:rFonts w:ascii="Arial" w:hAnsi="Arial" w:cs="Arial"/>
+          <w:sz w:val="24"/>
+          <w:szCs w:val="24"/>
+        </w:rPr>
+      </w:pPr>
+      <w:r>
+        <w:rPr>
+          <w:rFonts w:ascii="Arial" w:hAnsi="Arial" w:cs="Arial"/>
+          <w:sz w:val="24"/>
+          <w:szCs w:val="24"/>
+        </w:rPr>
+        <w:t>Antes de executar o script, certifique-se de ter rodado o comando:</w:t>
+      </w:r>
+    </w:p>
+    <w:p>
+      <w:pPr>
+        <w:ind w:left="708" w:firstLine="708"/>
+        <w:jc w:val="both"/>
+        <w:rPr>
+          <w:rFonts w:ascii="Arial" w:hAnsi="Arial" w:cs="Arial"/>
+          <w:sz w:val="24"/>
+          <w:szCs w:val="24"/>
+        </w:rPr>
+      </w:pPr>
+      <w:r>
+        <w:rPr>
+          <w:rFonts w:ascii="Arial" w:hAnsi="Arial" w:cs="Arial"/>
+          <w:sz w:val="24"/>
+          <w:szCs w:val="24"/>
+        </w:rPr>
+        <w:t>Código</w:t>
+      </w:r>
+      <w:r>
+        <w:rPr>
+          <w:rFonts w:ascii="Arial" w:hAnsi="Arial" w:cs="Arial"/>
+          <w:sz w:val="24"/>
+          <w:szCs w:val="24"/>
+        </w:rPr>
+        <w:t>:</w:t>
+      </w:r>
+    </w:p>
+    <w:p>
+      <w:pPr>
+        <w:ind w:left="708" w:firstLine="708"/>
+        <w:jc w:val="both"/>
+        <w:rPr>
+          <w:rFonts w:ascii="Arial" w:hAnsi="Arial" w:cs="Arial"/>
+          <w:sz w:val="24"/>
+          <w:szCs w:val="24"/>
+        </w:rPr>
+      </w:pPr>
+      <w:proofErr w:type="spellStart"/>
+      <w:r>
+        <w:rPr>
+          <w:rFonts w:ascii="Arial" w:hAnsi="Arial" w:cs="Arial"/>
+          <w:sz w:val="24"/>
+          <w:szCs w:val="24"/>
+        </w:rPr>
+        <w:t>pip</w:t>
+      </w:r>
+      <w:proofErr w:type="spellEnd"/>
+      <w:r>
+        <w:rPr>
+          <w:rFonts w:ascii="Arial" w:hAnsi="Arial" w:cs="Arial"/>
+          <w:sz w:val="24"/>
+          <w:szCs w:val="24"/>
+        </w:rPr>
+        <w:t xml:space="preserve"> </w:t>
+      </w:r>
+      <w:proofErr w:type="spellStart"/>
+      <w:r>
+        <w:rPr>
+          <w:rFonts w:ascii="Arial" w:hAnsi="Arial" w:cs="Arial"/>
+          <w:sz w:val="24"/>
+          <w:szCs w:val="24"/>
+        </w:rPr>
+        <w:t>install</w:t>
+      </w:r>
+      <w:proofErr w:type="spellEnd"/>
+      <w:r>
+        <w:rPr>
+          <w:rFonts w:ascii="Arial" w:hAnsi="Arial" w:cs="Arial"/>
+          <w:sz w:val="24"/>
+          <w:szCs w:val="24"/>
+        </w:rPr>
+        <w:t xml:space="preserve"> pandas </w:t>
+      </w:r>
+      <w:proofErr w:type="spellStart"/>
+      <w:r>
+        <w:rPr>
+          <w:rFonts w:ascii="Arial" w:hAnsi="Arial" w:cs="Arial"/>
+          <w:sz w:val="24"/>
+          <w:szCs w:val="24"/>
+        </w:rPr>
         <w:t>numpy</w:t>
       </w:r>
       <w:proofErr w:type="spellEnd"/>
@@ -3530,7 +4671,7 @@
           <w:sz w:val="24"/>
           <w:szCs w:val="24"/>
         </w:rPr>
-        <w:t>, </w:t>
+        <w:t xml:space="preserve"> </w:t>
       </w:r>
       <w:proofErr w:type="spellStart"/>
       <w:r>
@@ -3548,7 +4689,7 @@
           <w:sz w:val="24"/>
           <w:szCs w:val="24"/>
         </w:rPr>
-        <w:t>, </w:t>
+        <w:t xml:space="preserve"> </w:t>
       </w:r>
       <w:proofErr w:type="spellStart"/>
       <w:r>
@@ -3566,7 +4707,7 @@
           <w:sz w:val="24"/>
           <w:szCs w:val="24"/>
         </w:rPr>
-        <w:t>, </w:t>
+        <w:t xml:space="preserve"> </w:t>
       </w:r>
       <w:proofErr w:type="spellStart"/>
       <w:r>
@@ -3578,101 +4719,339 @@
         <w:t>plotly</w:t>
       </w:r>
       <w:proofErr w:type="spellEnd"/>
-      <w:r>
-        <w:rPr>
-          <w:rFonts w:ascii="Arial" w:hAnsi="Arial" w:cs="Arial"/>
-          <w:sz w:val="24"/>
-          <w:szCs w:val="24"/>
-        </w:rPr>
-        <w:t>) serão instaladas e importadas automaticamente no notebook.</w:t>
-      </w:r>
+    </w:p>
+    <w:p>
+      <w:pPr>
+        <w:jc w:val="both"/>
+        <w:rPr>
+          <w:rFonts w:ascii="Arial" w:hAnsi="Arial" w:cs="Arial"/>
+          <w:sz w:val="24"/>
+          <w:szCs w:val="24"/>
+        </w:rPr>
+      </w:pPr>
+    </w:p>
+    <w:p>
+      <w:pPr>
+        <w:numPr>
+          <w:ilvl w:val="1"/>
+          <w:numId w:val="16"/>
+        </w:numPr>
+        <w:jc w:val="both"/>
+        <w:rPr>
+          <w:rFonts w:ascii="Arial" w:hAnsi="Arial" w:cs="Arial"/>
+          <w:sz w:val="24"/>
+          <w:szCs w:val="24"/>
+        </w:rPr>
+      </w:pPr>
+      <w:r>
+        <w:rPr>
+          <w:rFonts w:ascii="Arial" w:hAnsi="Arial" w:cs="Arial"/>
+          <w:sz w:val="24"/>
+          <w:szCs w:val="24"/>
+        </w:rPr>
+        <w:t>Execute o script:</w:t>
+      </w:r>
+    </w:p>
+    <w:p>
+      <w:pPr>
+        <w:ind w:left="708" w:firstLine="708"/>
+        <w:jc w:val="both"/>
+        <w:rPr>
+          <w:rFonts w:ascii="Arial" w:hAnsi="Arial" w:cs="Arial"/>
+          <w:sz w:val="24"/>
+          <w:szCs w:val="24"/>
+        </w:rPr>
+      </w:pPr>
+      <w:r>
+        <w:rPr>
+          <w:rFonts w:ascii="Arial" w:hAnsi="Arial" w:cs="Arial"/>
+          <w:sz w:val="24"/>
+          <w:szCs w:val="24"/>
+        </w:rPr>
+        <w:t>Código</w:t>
+      </w:r>
+      <w:r>
+        <w:rPr>
+          <w:rFonts w:ascii="Arial" w:hAnsi="Arial" w:cs="Arial"/>
+          <w:sz w:val="24"/>
+          <w:szCs w:val="24"/>
+        </w:rPr>
+        <w:t>:</w:t>
+      </w:r>
+    </w:p>
+    <w:p>
+      <w:pPr>
+        <w:ind w:left="708" w:firstLine="708"/>
+        <w:jc w:val="both"/>
+        <w:rPr>
+          <w:rFonts w:ascii="Arial" w:hAnsi="Arial" w:cs="Arial"/>
+          <w:sz w:val="24"/>
+          <w:szCs w:val="24"/>
+        </w:rPr>
+      </w:pPr>
+      <w:proofErr w:type="spellStart"/>
+      <w:r>
+        <w:rPr>
+          <w:rFonts w:ascii="Arial" w:hAnsi="Arial" w:cs="Arial"/>
+          <w:sz w:val="24"/>
+          <w:szCs w:val="24"/>
+        </w:rPr>
+        <w:t>python</w:t>
+      </w:r>
+      <w:proofErr w:type="spellEnd"/>
+      <w:r>
+        <w:rPr>
+          <w:rFonts w:ascii="Arial" w:hAnsi="Arial" w:cs="Arial"/>
+          <w:sz w:val="24"/>
+          <w:szCs w:val="24"/>
+        </w:rPr>
+        <w:t xml:space="preserve"> analise_de_vendas_Superstore.py</w:t>
+      </w:r>
+    </w:p>
+    <w:p>
+      <w:pPr>
+        <w:jc w:val="both"/>
+        <w:rPr>
+          <w:rFonts w:ascii="Arial" w:hAnsi="Arial" w:cs="Arial"/>
+          <w:sz w:val="24"/>
+          <w:szCs w:val="24"/>
+        </w:rPr>
+      </w:pPr>
     </w:p>
     <w:p>
       <w:pPr>
         <w:numPr>
           <w:ilvl w:val="0"/>
-          <w:numId w:val="12"/>
-        </w:numPr>
-        <w:jc w:val="both"/>
-        <w:rPr>
-          <w:rFonts w:ascii="Arial" w:hAnsi="Arial" w:cs="Arial"/>
-          <w:sz w:val="24"/>
-          <w:szCs w:val="24"/>
-        </w:rPr>
-      </w:pPr>
-      <w:r>
-        <w:rPr>
-          <w:rFonts w:ascii="Arial" w:hAnsi="Arial" w:cs="Arial"/>
-          <w:sz w:val="24"/>
-          <w:szCs w:val="24"/>
-        </w:rPr>
-        <w:t>Carregamento dos Dados:</w:t>
+          <w:numId w:val="16"/>
+        </w:numPr>
+        <w:jc w:val="both"/>
+        <w:rPr>
+          <w:rFonts w:ascii="Arial" w:hAnsi="Arial" w:cs="Arial"/>
+          <w:sz w:val="24"/>
+          <w:szCs w:val="24"/>
+        </w:rPr>
+      </w:pPr>
+      <w:r>
+        <w:rPr>
+          <w:rFonts w:ascii="Arial" w:hAnsi="Arial" w:cs="Arial"/>
+          <w:b/>
+          <w:bCs/>
+          <w:sz w:val="24"/>
+          <w:szCs w:val="24"/>
+        </w:rPr>
+        <w:t>Resultado</w:t>
       </w:r>
     </w:p>
     <w:p>
       <w:pPr>
         <w:numPr>
           <w:ilvl w:val="1"/>
-          <w:numId w:val="12"/>
-        </w:numPr>
-        <w:jc w:val="both"/>
-        <w:rPr>
-          <w:rFonts w:ascii="Arial" w:hAnsi="Arial" w:cs="Arial"/>
-          <w:sz w:val="24"/>
-          <w:szCs w:val="24"/>
-        </w:rPr>
-      </w:pPr>
-      <w:r>
-        <w:rPr>
-          <w:rFonts w:ascii="Arial" w:hAnsi="Arial" w:cs="Arial"/>
-          <w:sz w:val="24"/>
-          <w:szCs w:val="24"/>
-        </w:rPr>
-        <w:t>O notebook inclui um comando para fazer o upload do arquivo CSV.</w:t>
+          <w:numId w:val="16"/>
+        </w:numPr>
+        <w:jc w:val="both"/>
+        <w:rPr>
+          <w:rFonts w:ascii="Arial" w:hAnsi="Arial" w:cs="Arial"/>
+          <w:sz w:val="24"/>
+          <w:szCs w:val="24"/>
+        </w:rPr>
+      </w:pPr>
+      <w:r>
+        <w:rPr>
+          <w:rFonts w:ascii="Arial" w:hAnsi="Arial" w:cs="Arial"/>
+          <w:sz w:val="24"/>
+          <w:szCs w:val="24"/>
+        </w:rPr>
+        <w:t xml:space="preserve">O script irá gerar o arquivo </w:t>
+      </w:r>
+      <w:r>
+        <w:rPr>
+          <w:rFonts w:ascii="Arial" w:hAnsi="Arial" w:cs="Arial"/>
+          <w:b/>
+          <w:bCs/>
+          <w:sz w:val="24"/>
+          <w:szCs w:val="24"/>
+        </w:rPr>
+        <w:t>dados_tratados.csv</w:t>
+      </w:r>
+      <w:r>
+        <w:rPr>
+          <w:rFonts w:ascii="Arial" w:hAnsi="Arial" w:cs="Arial"/>
+          <w:sz w:val="24"/>
+          <w:szCs w:val="24"/>
+        </w:rPr>
+        <w:t xml:space="preserve"> na mesma pasta.</w:t>
       </w:r>
     </w:p>
     <w:p>
       <w:pPr>
         <w:numPr>
           <w:ilvl w:val="1"/>
-          <w:numId w:val="12"/>
-        </w:numPr>
-        <w:jc w:val="both"/>
-        <w:rPr>
-          <w:rFonts w:ascii="Arial" w:hAnsi="Arial" w:cs="Arial"/>
-          <w:sz w:val="24"/>
-          <w:szCs w:val="24"/>
-        </w:rPr>
-      </w:pPr>
-      <w:r>
-        <w:rPr>
-          <w:rFonts w:ascii="Arial" w:hAnsi="Arial" w:cs="Arial"/>
-          <w:sz w:val="24"/>
-          <w:szCs w:val="24"/>
-        </w:rPr>
-        <w:t>Você precisará ter o arquivo Sample - Superstore.csv disponível localmente.</w:t>
+          <w:numId w:val="16"/>
+        </w:numPr>
+        <w:jc w:val="both"/>
+        <w:rPr>
+          <w:rFonts w:ascii="Arial" w:hAnsi="Arial" w:cs="Arial"/>
+          <w:sz w:val="24"/>
+          <w:szCs w:val="24"/>
+        </w:rPr>
+      </w:pPr>
+      <w:r>
+        <w:rPr>
+          <w:rFonts w:ascii="Arial" w:hAnsi="Arial" w:cs="Arial"/>
+          <w:sz w:val="24"/>
+          <w:szCs w:val="24"/>
+        </w:rPr>
+        <w:t>Os gráficos aparecerão em janelas interativas (</w:t>
+      </w:r>
+      <w:proofErr w:type="spellStart"/>
+      <w:r>
+        <w:rPr>
+          <w:rFonts w:ascii="Arial" w:hAnsi="Arial" w:cs="Arial"/>
+          <w:sz w:val="24"/>
+          <w:szCs w:val="24"/>
+        </w:rPr>
+        <w:t>matplotlib</w:t>
+      </w:r>
+      <w:proofErr w:type="spellEnd"/>
+      <w:r>
+        <w:rPr>
+          <w:rFonts w:ascii="Arial" w:hAnsi="Arial" w:cs="Arial"/>
+          <w:sz w:val="24"/>
+          <w:szCs w:val="24"/>
+        </w:rPr>
+        <w:t>) ou no navegador (</w:t>
+      </w:r>
+      <w:proofErr w:type="spellStart"/>
+      <w:r>
+        <w:rPr>
+          <w:rFonts w:ascii="Arial" w:hAnsi="Arial" w:cs="Arial"/>
+          <w:sz w:val="24"/>
+          <w:szCs w:val="24"/>
+        </w:rPr>
+        <w:t>plotly</w:t>
+      </w:r>
+      <w:proofErr w:type="spellEnd"/>
+      <w:r>
+        <w:rPr>
+          <w:rFonts w:ascii="Arial" w:hAnsi="Arial" w:cs="Arial"/>
+          <w:sz w:val="24"/>
+          <w:szCs w:val="24"/>
+        </w:rPr>
+        <w:t>).</w:t>
       </w:r>
     </w:p>
     <w:p>
       <w:pPr>
         <w:numPr>
           <w:ilvl w:val="1"/>
-          <w:numId w:val="12"/>
-        </w:numPr>
-        <w:jc w:val="both"/>
-        <w:rPr>
-          <w:rFonts w:ascii="Arial" w:hAnsi="Arial" w:cs="Arial"/>
-          <w:sz w:val="24"/>
-          <w:szCs w:val="24"/>
-        </w:rPr>
-      </w:pPr>
-      <w:r>
-        <w:rPr>
-          <w:rFonts w:ascii="Arial" w:hAnsi="Arial" w:cs="Arial"/>
-          <w:sz w:val="24"/>
-          <w:szCs w:val="24"/>
-        </w:rPr>
-        <w:t>Execute a célula de código que contém </w:t>
+          <w:numId w:val="16"/>
+        </w:numPr>
+        <w:jc w:val="both"/>
+        <w:rPr>
+          <w:rFonts w:ascii="Arial" w:hAnsi="Arial" w:cs="Arial"/>
+          <w:sz w:val="24"/>
+          <w:szCs w:val="24"/>
+        </w:rPr>
+      </w:pPr>
+    </w:p>
+    <w:p>
+      <w:pPr>
+        <w:ind w:firstLine="360"/>
+        <w:jc w:val="both"/>
+        <w:rPr>
+          <w:rFonts w:ascii="Arial" w:hAnsi="Arial" w:cs="Arial"/>
+          <w:b/>
+          <w:bCs/>
+          <w:sz w:val="24"/>
+          <w:szCs w:val="24"/>
+        </w:rPr>
+      </w:pPr>
+      <w:r>
+        <w:rPr>
+          <w:rFonts w:ascii="Arial" w:hAnsi="Arial" w:cs="Arial"/>
+          <w:b/>
+          <w:bCs/>
+          <w:sz w:val="24"/>
+          <w:szCs w:val="24"/>
+        </w:rPr>
+        <w:t>Estrutura do Projeto</w:t>
+      </w:r>
+    </w:p>
+    <w:p>
+      <w:pPr>
+        <w:ind w:firstLine="360"/>
+        <w:jc w:val="both"/>
+        <w:rPr>
+          <w:rFonts w:ascii="Arial" w:hAnsi="Arial" w:cs="Arial"/>
+          <w:b/>
+          <w:bCs/>
+          <w:sz w:val="24"/>
+          <w:szCs w:val="24"/>
+        </w:rPr>
+      </w:pPr>
+    </w:p>
+    <w:p>
+      <w:pPr>
+        <w:numPr>
+          <w:ilvl w:val="0"/>
+          <w:numId w:val="17"/>
+        </w:numPr>
+        <w:jc w:val="both"/>
+        <w:rPr>
+          <w:rFonts w:ascii="Arial" w:hAnsi="Arial" w:cs="Arial"/>
+          <w:sz w:val="24"/>
+          <w:szCs w:val="24"/>
+        </w:rPr>
+      </w:pPr>
+      <w:r>
+        <w:rPr>
+          <w:rFonts w:ascii="Arial" w:hAnsi="Arial" w:cs="Arial"/>
+          <w:b/>
+          <w:bCs/>
+          <w:sz w:val="24"/>
+          <w:szCs w:val="24"/>
+        </w:rPr>
+        <w:t>analise_de_vendas_Superstore.py</w:t>
+      </w:r>
+      <w:r>
+        <w:rPr>
+          <w:rFonts w:ascii="Arial" w:hAnsi="Arial" w:cs="Arial"/>
+          <w:sz w:val="24"/>
+          <w:szCs w:val="24"/>
+        </w:rPr>
+        <w:t xml:space="preserve"> → Script principal de análise</w:t>
+      </w:r>
+    </w:p>
+    <w:p>
+      <w:pPr>
+        <w:numPr>
+          <w:ilvl w:val="0"/>
+          <w:numId w:val="17"/>
+        </w:numPr>
+        <w:jc w:val="both"/>
+        <w:rPr>
+          <w:rFonts w:ascii="Arial" w:hAnsi="Arial" w:cs="Arial"/>
+          <w:sz w:val="24"/>
+          <w:szCs w:val="24"/>
+        </w:rPr>
+      </w:pPr>
+      <w:r>
+        <w:rPr>
+          <w:rFonts w:ascii="Arial" w:hAnsi="Arial" w:cs="Arial"/>
+          <w:b/>
+          <w:bCs/>
+          <w:sz w:val="24"/>
+          <w:szCs w:val="24"/>
+        </w:rPr>
+        <w:t>Sample - Superstore.csv</w:t>
+      </w:r>
+      <w:r>
+        <w:rPr>
+          <w:rFonts w:ascii="Arial" w:hAnsi="Arial" w:cs="Arial"/>
+          <w:sz w:val="24"/>
+          <w:szCs w:val="24"/>
+        </w:rPr>
+        <w:t xml:space="preserve"> → </w:t>
       </w:r>
       <w:proofErr w:type="spellStart"/>
       <w:r>
@@ -3681,7 +5060,7 @@
           <w:sz w:val="24"/>
           <w:szCs w:val="24"/>
         </w:rPr>
-        <w:t>from</w:t>
+        <w:t>Dataset</w:t>
       </w:r>
       <w:proofErr w:type="spellEnd"/>
       <w:r>
@@ -3690,628 +5069,734 @@
           <w:sz w:val="24"/>
           <w:szCs w:val="24"/>
         </w:rPr>
+        <w:t xml:space="preserve"> original</w:t>
+      </w:r>
+    </w:p>
+    <w:p>
+      <w:pPr>
+        <w:numPr>
+          <w:ilvl w:val="0"/>
+          <w:numId w:val="17"/>
+        </w:numPr>
+        <w:jc w:val="both"/>
+        <w:rPr>
+          <w:rFonts w:ascii="Arial" w:hAnsi="Arial" w:cs="Arial"/>
+          <w:sz w:val="24"/>
+          <w:szCs w:val="24"/>
+        </w:rPr>
+      </w:pPr>
+      <w:r>
+        <w:rPr>
+          <w:rFonts w:ascii="Arial" w:hAnsi="Arial" w:cs="Arial"/>
+          <w:b/>
+          <w:bCs/>
+          <w:sz w:val="24"/>
+          <w:szCs w:val="24"/>
+        </w:rPr>
+        <w:t>dados_tratados.csv</w:t>
+      </w:r>
+      <w:r>
+        <w:rPr>
+          <w:rFonts w:ascii="Arial" w:hAnsi="Arial" w:cs="Arial"/>
+          <w:sz w:val="24"/>
+          <w:szCs w:val="24"/>
+        </w:rPr>
+        <w:t xml:space="preserve"> → </w:t>
+      </w:r>
+      <w:proofErr w:type="spellStart"/>
+      <w:r>
+        <w:rPr>
+          <w:rFonts w:ascii="Arial" w:hAnsi="Arial" w:cs="Arial"/>
+          <w:sz w:val="24"/>
+          <w:szCs w:val="24"/>
+        </w:rPr>
+        <w:t>Dataset</w:t>
+      </w:r>
+      <w:proofErr w:type="spellEnd"/>
+      <w:r>
+        <w:rPr>
+          <w:rFonts w:ascii="Arial" w:hAnsi="Arial" w:cs="Arial"/>
+          <w:sz w:val="24"/>
+          <w:szCs w:val="24"/>
+        </w:rPr>
+        <w:t xml:space="preserve"> tratado e exportado</w:t>
+      </w:r>
+    </w:p>
+    <w:p>
+      <w:pPr>
+        <w:numPr>
+          <w:ilvl w:val="0"/>
+          <w:numId w:val="17"/>
+        </w:numPr>
+        <w:jc w:val="both"/>
+        <w:rPr>
+          <w:rFonts w:ascii="Arial" w:hAnsi="Arial" w:cs="Arial"/>
+          <w:sz w:val="24"/>
+          <w:szCs w:val="24"/>
+        </w:rPr>
+      </w:pPr>
+    </w:p>
+    <w:p>
+      <w:pPr>
+        <w:jc w:val="both"/>
+        <w:rPr>
+          <w:rFonts w:ascii="Arial" w:hAnsi="Arial" w:cs="Arial"/>
+          <w:b/>
+          <w:bCs/>
+          <w:sz w:val="24"/>
+          <w:szCs w:val="24"/>
+        </w:rPr>
+      </w:pPr>
+      <w:r>
+        <w:rPr>
+          <w:rFonts w:ascii="Segoe UI Emoji" w:hAnsi="Segoe UI Emoji" w:cs="Segoe UI Emoji"/>
+          <w:b/>
+          <w:bCs/>
+          <w:sz w:val="24"/>
+          <w:szCs w:val="24"/>
+        </w:rPr>
+        <w:t>📌</w:t>
+      </w:r>
+      <w:r>
+        <w:rPr>
+          <w:rFonts w:ascii="Arial" w:hAnsi="Arial" w:cs="Arial"/>
+          <w:b/>
+          <w:bCs/>
+          <w:sz w:val="24"/>
+          <w:szCs w:val="24"/>
+        </w:rPr>
+        <w:t xml:space="preserve"> Observações</w:t>
+      </w:r>
+    </w:p>
+    <w:p>
+      <w:pPr>
+        <w:numPr>
+          <w:ilvl w:val="0"/>
+          <w:numId w:val="18"/>
+        </w:numPr>
+        <w:jc w:val="both"/>
+        <w:rPr>
+          <w:rFonts w:ascii="Arial" w:hAnsi="Arial" w:cs="Arial"/>
+          <w:sz w:val="24"/>
+          <w:szCs w:val="24"/>
+        </w:rPr>
+      </w:pPr>
+      <w:r>
+        <w:rPr>
+          <w:rFonts w:ascii="Arial" w:hAnsi="Arial" w:cs="Arial"/>
+          <w:sz w:val="24"/>
+          <w:szCs w:val="24"/>
+        </w:rPr>
+        <w:t xml:space="preserve">No </w:t>
+      </w:r>
+      <w:r>
+        <w:rPr>
+          <w:rFonts w:ascii="Arial" w:hAnsi="Arial" w:cs="Arial"/>
+          <w:b/>
+          <w:bCs/>
+          <w:sz w:val="24"/>
+          <w:szCs w:val="24"/>
+        </w:rPr>
+        <w:t>Colab</w:t>
+      </w:r>
+      <w:r>
+        <w:rPr>
+          <w:rFonts w:ascii="Arial" w:hAnsi="Arial" w:cs="Arial"/>
+          <w:sz w:val="24"/>
+          <w:szCs w:val="24"/>
+        </w:rPr>
+        <w:t>, o upload e download são feitos diretamente na interface.</w:t>
+      </w:r>
+    </w:p>
+    <w:p>
+      <w:pPr>
+        <w:numPr>
+          <w:ilvl w:val="0"/>
+          <w:numId w:val="18"/>
+        </w:numPr>
+        <w:jc w:val="both"/>
+        <w:rPr>
+          <w:rFonts w:ascii="Arial" w:hAnsi="Arial" w:cs="Arial"/>
+          <w:sz w:val="24"/>
+          <w:szCs w:val="24"/>
+        </w:rPr>
+      </w:pPr>
+      <w:r>
+        <w:rPr>
+          <w:rFonts w:ascii="Arial" w:hAnsi="Arial" w:cs="Arial"/>
+          <w:sz w:val="24"/>
+          <w:szCs w:val="24"/>
+        </w:rPr>
+        <w:t xml:space="preserve">No </w:t>
+      </w:r>
+      <w:r>
+        <w:rPr>
+          <w:rFonts w:ascii="Arial" w:hAnsi="Arial" w:cs="Arial"/>
+          <w:b/>
+          <w:bCs/>
+          <w:sz w:val="24"/>
+          <w:szCs w:val="24"/>
+        </w:rPr>
+        <w:t xml:space="preserve">VS </w:t>
+      </w:r>
+      <w:proofErr w:type="spellStart"/>
+      <w:r>
+        <w:rPr>
+          <w:rFonts w:ascii="Arial" w:hAnsi="Arial" w:cs="Arial"/>
+          <w:b/>
+          <w:bCs/>
+          <w:sz w:val="24"/>
+          <w:szCs w:val="24"/>
+        </w:rPr>
+        <w:t>Code</w:t>
+      </w:r>
+      <w:proofErr w:type="spellEnd"/>
+      <w:r>
+        <w:rPr>
+          <w:rFonts w:ascii="Arial" w:hAnsi="Arial" w:cs="Arial"/>
+          <w:sz w:val="24"/>
+          <w:szCs w:val="24"/>
+        </w:rPr>
+        <w:t>, os arquivos ficam salvos na pasta do projeto no Desktop.</w:t>
+      </w:r>
+    </w:p>
+    <w:p>
+      <w:pPr>
+        <w:numPr>
+          <w:ilvl w:val="0"/>
+          <w:numId w:val="18"/>
+        </w:numPr>
+        <w:jc w:val="both"/>
+        <w:rPr>
+          <w:rFonts w:ascii="Arial" w:hAnsi="Arial" w:cs="Arial"/>
+          <w:sz w:val="24"/>
+          <w:szCs w:val="24"/>
+        </w:rPr>
+      </w:pPr>
+      <w:r>
+        <w:rPr>
+          <w:rFonts w:ascii="Arial" w:hAnsi="Arial" w:cs="Arial"/>
+          <w:sz w:val="24"/>
+          <w:szCs w:val="24"/>
+        </w:rPr>
+        <w:t>Certifique-se de instalar todas as bibliotecas antes de executar o script localmente.</w:t>
+      </w:r>
+    </w:p>
+    <w:p>
+      <w:pPr>
+        <w:ind w:left="720"/>
+        <w:jc w:val="both"/>
+        <w:rPr>
+          <w:rFonts w:ascii="Arial" w:hAnsi="Arial" w:cs="Arial"/>
+          <w:sz w:val="24"/>
+          <w:szCs w:val="24"/>
+        </w:rPr>
+      </w:pPr>
+    </w:p>
+    <w:p>
+      <w:pPr>
+        <w:ind w:left="720"/>
+        <w:jc w:val="both"/>
+        <w:rPr>
+          <w:rFonts w:ascii="Arial" w:hAnsi="Arial" w:cs="Arial"/>
+          <w:sz w:val="24"/>
+          <w:szCs w:val="24"/>
+        </w:rPr>
+      </w:pPr>
+    </w:p>
+    <w:p>
+      <w:pPr>
+        <w:ind w:left="720"/>
+        <w:jc w:val="both"/>
+        <w:rPr>
+          <w:rFonts w:ascii="Arial" w:hAnsi="Arial" w:cs="Arial"/>
+          <w:sz w:val="24"/>
+          <w:szCs w:val="24"/>
+        </w:rPr>
+      </w:pPr>
+    </w:p>
+    <w:p>
+      <w:pPr>
+        <w:jc w:val="both"/>
+        <w:rPr>
+          <w:rFonts w:ascii="Arial" w:hAnsi="Arial" w:cs="Arial"/>
+          <w:b/>
+          <w:bCs/>
+          <w:sz w:val="24"/>
+          <w:szCs w:val="24"/>
+        </w:rPr>
+      </w:pPr>
+      <w:r>
+        <w:rPr>
+          <w:rFonts w:ascii="Segoe UI Emoji" w:hAnsi="Segoe UI Emoji" w:cs="Segoe UI Emoji"/>
+          <w:b/>
+          <w:bCs/>
+          <w:sz w:val="24"/>
+          <w:szCs w:val="24"/>
+        </w:rPr>
+        <w:t>📊</w:t>
+      </w:r>
+      <w:r>
+        <w:rPr>
+          <w:rFonts w:ascii="Arial" w:hAnsi="Arial" w:cs="Arial"/>
+          <w:b/>
+          <w:bCs/>
+          <w:sz w:val="24"/>
+          <w:szCs w:val="24"/>
+        </w:rPr>
+        <w:t xml:space="preserve"> Dashboard no </w:t>
+      </w:r>
+      <w:proofErr w:type="spellStart"/>
+      <w:r>
+        <w:rPr>
+          <w:rFonts w:ascii="Arial" w:hAnsi="Arial" w:cs="Arial"/>
+          <w:b/>
+          <w:bCs/>
+          <w:sz w:val="24"/>
+          <w:szCs w:val="24"/>
+        </w:rPr>
+        <w:t>Looker</w:t>
+      </w:r>
+      <w:proofErr w:type="spellEnd"/>
+      <w:r>
+        <w:rPr>
+          <w:rFonts w:ascii="Arial" w:hAnsi="Arial" w:cs="Arial"/>
+          <w:b/>
+          <w:bCs/>
+          <w:sz w:val="24"/>
+          <w:szCs w:val="24"/>
+        </w:rPr>
+        <w:t xml:space="preserve"> Studio</w:t>
+      </w:r>
+    </w:p>
+    <w:p>
+      <w:pPr>
+        <w:jc w:val="both"/>
+        <w:rPr>
+          <w:rFonts w:ascii="Arial" w:hAnsi="Arial" w:cs="Arial"/>
+          <w:sz w:val="24"/>
+          <w:szCs w:val="24"/>
+        </w:rPr>
+      </w:pPr>
+      <w:r>
+        <w:rPr>
+          <w:rFonts w:ascii="Arial" w:hAnsi="Arial" w:cs="Arial"/>
+          <w:sz w:val="24"/>
+          <w:szCs w:val="24"/>
+        </w:rPr>
+        <w:t xml:space="preserve">O arquivo tratado foi utilizado no Google </w:t>
+      </w:r>
+      <w:proofErr w:type="spellStart"/>
+      <w:r>
+        <w:rPr>
+          <w:rFonts w:ascii="Arial" w:hAnsi="Arial" w:cs="Arial"/>
+          <w:sz w:val="24"/>
+          <w:szCs w:val="24"/>
+        </w:rPr>
+        <w:t>Looker</w:t>
+      </w:r>
+      <w:proofErr w:type="spellEnd"/>
+      <w:r>
+        <w:rPr>
+          <w:rFonts w:ascii="Arial" w:hAnsi="Arial" w:cs="Arial"/>
+          <w:sz w:val="24"/>
+          <w:szCs w:val="24"/>
+        </w:rPr>
+        <w:t xml:space="preserve"> Studio para criação de dashboards interativos com:</w:t>
+      </w:r>
+    </w:p>
+    <w:p>
+      <w:pPr>
+        <w:numPr>
+          <w:ilvl w:val="0"/>
+          <w:numId w:val="19"/>
+        </w:numPr>
+        <w:jc w:val="both"/>
+        <w:rPr>
+          <w:rFonts w:ascii="Arial" w:hAnsi="Arial" w:cs="Arial"/>
+          <w:sz w:val="24"/>
+          <w:szCs w:val="24"/>
+        </w:rPr>
+      </w:pPr>
+      <w:r>
+        <w:rPr>
+          <w:rFonts w:ascii="Arial" w:hAnsi="Arial" w:cs="Arial"/>
+          <w:sz w:val="24"/>
+          <w:szCs w:val="24"/>
+        </w:rPr>
+        <w:t>KPIs principais</w:t>
+      </w:r>
+    </w:p>
+    <w:p>
+      <w:pPr>
+        <w:numPr>
+          <w:ilvl w:val="0"/>
+          <w:numId w:val="19"/>
+        </w:numPr>
+        <w:jc w:val="both"/>
+        <w:rPr>
+          <w:rFonts w:ascii="Arial" w:hAnsi="Arial" w:cs="Arial"/>
+          <w:sz w:val="24"/>
+          <w:szCs w:val="24"/>
+        </w:rPr>
+      </w:pPr>
+      <w:r>
+        <w:rPr>
+          <w:rFonts w:ascii="Arial" w:hAnsi="Arial" w:cs="Arial"/>
+          <w:sz w:val="24"/>
+          <w:szCs w:val="24"/>
+        </w:rPr>
+        <w:t>Filtros por período</w:t>
+      </w:r>
+    </w:p>
+    <w:p>
+      <w:pPr>
+        <w:numPr>
+          <w:ilvl w:val="0"/>
+          <w:numId w:val="19"/>
+        </w:numPr>
+        <w:jc w:val="both"/>
+        <w:rPr>
+          <w:rFonts w:ascii="Arial" w:hAnsi="Arial" w:cs="Arial"/>
+          <w:sz w:val="24"/>
+          <w:szCs w:val="24"/>
+        </w:rPr>
+      </w:pPr>
+      <w:r>
+        <w:rPr>
+          <w:rFonts w:ascii="Arial" w:hAnsi="Arial" w:cs="Arial"/>
+          <w:sz w:val="24"/>
+          <w:szCs w:val="24"/>
+        </w:rPr>
+        <w:t>Filtros por categoria</w:t>
+      </w:r>
+    </w:p>
+    <w:p>
+      <w:pPr>
+        <w:numPr>
+          <w:ilvl w:val="0"/>
+          <w:numId w:val="19"/>
+        </w:numPr>
+        <w:jc w:val="both"/>
+        <w:rPr>
+          <w:rFonts w:ascii="Arial" w:hAnsi="Arial" w:cs="Arial"/>
+          <w:sz w:val="24"/>
+          <w:szCs w:val="24"/>
+        </w:rPr>
+      </w:pPr>
+      <w:r>
+        <w:rPr>
+          <w:rFonts w:ascii="Arial" w:hAnsi="Arial" w:cs="Arial"/>
+          <w:sz w:val="24"/>
+          <w:szCs w:val="24"/>
+        </w:rPr>
+        <w:t>Filtros por segmento</w:t>
+      </w:r>
+    </w:p>
+    <w:p>
+      <w:pPr>
+        <w:numPr>
+          <w:ilvl w:val="0"/>
+          <w:numId w:val="19"/>
+        </w:numPr>
+        <w:jc w:val="both"/>
+        <w:rPr>
+          <w:rFonts w:ascii="Arial" w:hAnsi="Arial" w:cs="Arial"/>
+          <w:sz w:val="24"/>
+          <w:szCs w:val="24"/>
+        </w:rPr>
+      </w:pPr>
+      <w:r>
+        <w:rPr>
+          <w:rFonts w:ascii="Arial" w:hAnsi="Arial" w:cs="Arial"/>
+          <w:sz w:val="24"/>
+          <w:szCs w:val="24"/>
+        </w:rPr>
+        <w:t>Análises temporais</w:t>
+      </w:r>
+    </w:p>
+    <w:p>
+      <w:pPr>
+        <w:jc w:val="both"/>
+        <w:rPr>
+          <w:rFonts w:ascii="Arial" w:hAnsi="Arial" w:cs="Arial"/>
+          <w:b/>
+          <w:bCs/>
+          <w:sz w:val="24"/>
+          <w:szCs w:val="24"/>
+        </w:rPr>
+      </w:pPr>
+      <w:r>
+        <w:rPr>
+          <w:rFonts w:ascii="Segoe UI Emoji" w:hAnsi="Segoe UI Emoji" w:cs="Segoe UI Emoji"/>
+          <w:b/>
+          <w:bCs/>
+          <w:sz w:val="24"/>
+          <w:szCs w:val="24"/>
+        </w:rPr>
+        <w:t>🔗</w:t>
+      </w:r>
+      <w:r>
+        <w:rPr>
+          <w:rFonts w:ascii="Arial" w:hAnsi="Arial" w:cs="Arial"/>
+          <w:b/>
+          <w:bCs/>
+          <w:sz w:val="24"/>
+          <w:szCs w:val="24"/>
+        </w:rPr>
+        <w:t xml:space="preserve"> Acesse o Dashboard</w:t>
+      </w:r>
+    </w:p>
+    <w:p>
+      <w:pPr>
+        <w:jc w:val="both"/>
+        <w:rPr>
+          <w:rFonts w:ascii="Arial" w:hAnsi="Arial" w:cs="Arial"/>
+          <w:sz w:val="24"/>
+          <w:szCs w:val="24"/>
+        </w:rPr>
+      </w:pPr>
+      <w:hyperlink r:id="rId7" w:tgtFrame="_blank" w:tooltip="datastudio.google.com" w:history="1">
+        <w:r>
+          <w:rPr>
+            <w:rStyle w:val="Hyperlink"/>
+            <w:rFonts w:ascii="Arial" w:hAnsi="Arial" w:cs="Arial"/>
+            <w:sz w:val="24"/>
+            <w:szCs w:val="24"/>
+          </w:rPr>
+          <w:t xml:space="preserve">Dashboard no </w:t>
+        </w:r>
+        <w:proofErr w:type="spellStart"/>
+        <w:r>
+          <w:rPr>
+            <w:rStyle w:val="Hyperlink"/>
+            <w:rFonts w:ascii="Arial" w:hAnsi="Arial" w:cs="Arial"/>
+            <w:sz w:val="24"/>
+            <w:szCs w:val="24"/>
+          </w:rPr>
+          <w:t>Looker</w:t>
+        </w:r>
+        <w:proofErr w:type="spellEnd"/>
+        <w:r>
+          <w:rPr>
+            <w:rStyle w:val="Hyperlink"/>
+            <w:rFonts w:ascii="Arial" w:hAnsi="Arial" w:cs="Arial"/>
+            <w:sz w:val="24"/>
+            <w:szCs w:val="24"/>
+          </w:rPr>
+          <w:t xml:space="preserve"> Studio</w:t>
+        </w:r>
+      </w:hyperlink>
+    </w:p>
+    <w:p>
+      <w:pPr>
+        <w:jc w:val="both"/>
+        <w:rPr>
+          <w:rFonts w:ascii="Arial" w:hAnsi="Arial" w:cs="Arial"/>
+          <w:sz w:val="24"/>
+          <w:szCs w:val="24"/>
+        </w:rPr>
+      </w:pPr>
+    </w:p>
+    <w:p>
+      <w:pPr>
+        <w:jc w:val="both"/>
+        <w:rPr>
+          <w:rFonts w:ascii="Arial" w:hAnsi="Arial" w:cs="Arial"/>
+          <w:b/>
+          <w:bCs/>
+          <w:sz w:val="24"/>
+          <w:szCs w:val="24"/>
+        </w:rPr>
+      </w:pPr>
+      <w:r>
+        <w:rPr>
+          <w:rFonts w:ascii="Segoe UI Emoji" w:hAnsi="Segoe UI Emoji" w:cs="Segoe UI Emoji"/>
+          <w:b/>
+          <w:bCs/>
+          <w:sz w:val="24"/>
+          <w:szCs w:val="24"/>
+        </w:rPr>
+        <w:t>✅</w:t>
+      </w:r>
+      <w:r>
+        <w:rPr>
+          <w:rFonts w:ascii="Arial" w:hAnsi="Arial" w:cs="Arial"/>
+          <w:b/>
+          <w:bCs/>
+          <w:sz w:val="24"/>
+          <w:szCs w:val="24"/>
+        </w:rPr>
         <w:t xml:space="preserve"> </w:t>
       </w:r>
-      <w:proofErr w:type="spellStart"/>
       <w:proofErr w:type="gramStart"/>
       <w:r>
         <w:rPr>
           <w:rFonts w:ascii="Arial" w:hAnsi="Arial" w:cs="Arial"/>
-          <w:sz w:val="24"/>
-          <w:szCs w:val="24"/>
-        </w:rPr>
-        <w:t>google.colab</w:t>
-      </w:r>
-      <w:proofErr w:type="spellEnd"/>
+          <w:b/>
+          <w:bCs/>
+          <w:sz w:val="24"/>
+          <w:szCs w:val="24"/>
+        </w:rPr>
+        <w:t>Resultado Final</w:t>
+      </w:r>
       <w:proofErr w:type="gramEnd"/>
-      <w:r>
-        <w:rPr>
-          <w:rFonts w:ascii="Arial" w:hAnsi="Arial" w:cs="Arial"/>
-          <w:sz w:val="24"/>
-          <w:szCs w:val="24"/>
-        </w:rPr>
-        <w:t xml:space="preserve"> </w:t>
-      </w:r>
-      <w:proofErr w:type="spellStart"/>
-      <w:r>
-        <w:rPr>
-          <w:rFonts w:ascii="Arial" w:hAnsi="Arial" w:cs="Arial"/>
-          <w:sz w:val="24"/>
-          <w:szCs w:val="24"/>
-        </w:rPr>
-        <w:t>import</w:t>
-      </w:r>
-      <w:proofErr w:type="spellEnd"/>
-      <w:r>
-        <w:rPr>
-          <w:rFonts w:ascii="Arial" w:hAnsi="Arial" w:cs="Arial"/>
-          <w:sz w:val="24"/>
-          <w:szCs w:val="24"/>
-        </w:rPr>
-        <w:t xml:space="preserve"> files e arquivo = </w:t>
-      </w:r>
-      <w:proofErr w:type="spellStart"/>
-      <w:proofErr w:type="gramStart"/>
-      <w:r>
-        <w:rPr>
-          <w:rFonts w:ascii="Arial" w:hAnsi="Arial" w:cs="Arial"/>
-          <w:sz w:val="24"/>
-          <w:szCs w:val="24"/>
-        </w:rPr>
-        <w:t>files.upload</w:t>
-      </w:r>
-      <w:proofErr w:type="spellEnd"/>
-      <w:proofErr w:type="gramEnd"/>
-      <w:r>
-        <w:rPr>
-          <w:rFonts w:ascii="Arial" w:hAnsi="Arial" w:cs="Arial"/>
-          <w:sz w:val="24"/>
-          <w:szCs w:val="24"/>
-        </w:rPr>
-        <w:t>(). Uma janela se abrirá para você selecionar o arquivo CSV.</w:t>
+    </w:p>
+    <w:p>
+      <w:pPr>
+        <w:jc w:val="both"/>
+        <w:rPr>
+          <w:rFonts w:ascii="Arial" w:hAnsi="Arial" w:cs="Arial"/>
+          <w:sz w:val="24"/>
+          <w:szCs w:val="24"/>
+        </w:rPr>
+      </w:pPr>
+      <w:r>
+        <w:rPr>
+          <w:rFonts w:ascii="Arial" w:hAnsi="Arial" w:cs="Arial"/>
+          <w:sz w:val="24"/>
+          <w:szCs w:val="24"/>
+        </w:rPr>
+        <w:t>Projeto completo de análise de dados com:</w:t>
       </w:r>
     </w:p>
     <w:p>
       <w:pPr>
         <w:numPr>
           <w:ilvl w:val="0"/>
-          <w:numId w:val="12"/>
-        </w:numPr>
-        <w:jc w:val="both"/>
-        <w:rPr>
-          <w:rFonts w:ascii="Arial" w:hAnsi="Arial" w:cs="Arial"/>
-          <w:sz w:val="24"/>
-          <w:szCs w:val="24"/>
-        </w:rPr>
-      </w:pPr>
-      <w:r>
-        <w:rPr>
-          <w:rFonts w:ascii="Arial" w:hAnsi="Arial" w:cs="Arial"/>
-          <w:sz w:val="24"/>
-          <w:szCs w:val="24"/>
-        </w:rPr>
-        <w:t>Execução do Notebook:</w:t>
-      </w:r>
-    </w:p>
-    <w:p>
-      <w:pPr>
-        <w:numPr>
-          <w:ilvl w:val="1"/>
-          <w:numId w:val="12"/>
-        </w:numPr>
-        <w:jc w:val="both"/>
-        <w:rPr>
-          <w:rFonts w:ascii="Arial" w:hAnsi="Arial" w:cs="Arial"/>
-          <w:sz w:val="24"/>
-          <w:szCs w:val="24"/>
-        </w:rPr>
-      </w:pPr>
-      <w:r>
-        <w:rPr>
-          <w:rFonts w:ascii="Arial" w:hAnsi="Arial" w:cs="Arial"/>
-          <w:sz w:val="24"/>
-          <w:szCs w:val="24"/>
-        </w:rPr>
-        <w:t>Execute todas as células do notebook em ordem. Cada célula foi projetada para realizar uma etapa específica da análise, desde a importação de dados até a visualização e exportação.</w:t>
-      </w:r>
-    </w:p>
-    <w:p>
-      <w:pPr>
-        <w:numPr>
-          <w:ilvl w:val="1"/>
-          <w:numId w:val="12"/>
-        </w:numPr>
-        <w:jc w:val="both"/>
-        <w:rPr>
-          <w:rFonts w:ascii="Arial" w:hAnsi="Arial" w:cs="Arial"/>
-          <w:sz w:val="24"/>
-          <w:szCs w:val="24"/>
-        </w:rPr>
-      </w:pPr>
-      <w:r>
-        <w:rPr>
-          <w:rFonts w:ascii="Arial" w:hAnsi="Arial" w:cs="Arial"/>
-          <w:sz w:val="24"/>
-          <w:szCs w:val="24"/>
-        </w:rPr>
-        <w:t>Para executar todas as células, você pode ir em </w:t>
-      </w:r>
-      <w:proofErr w:type="spellStart"/>
-      <w:r>
-        <w:rPr>
-          <w:rFonts w:ascii="Arial" w:hAnsi="Arial" w:cs="Arial"/>
-          <w:sz w:val="24"/>
-          <w:szCs w:val="24"/>
-        </w:rPr>
-        <w:t>Runtime</w:t>
-      </w:r>
-      <w:proofErr w:type="spellEnd"/>
-      <w:r>
-        <w:rPr>
-          <w:rFonts w:ascii="Arial" w:hAnsi="Arial" w:cs="Arial"/>
-          <w:sz w:val="24"/>
-          <w:szCs w:val="24"/>
-        </w:rPr>
-        <w:t xml:space="preserve"> (Ambiente de Execução) -&gt; </w:t>
-      </w:r>
-      <w:proofErr w:type="spellStart"/>
-      <w:r>
-        <w:rPr>
-          <w:rFonts w:ascii="Arial" w:hAnsi="Arial" w:cs="Arial"/>
-          <w:sz w:val="24"/>
-          <w:szCs w:val="24"/>
-        </w:rPr>
-        <w:t>Run</w:t>
-      </w:r>
-      <w:proofErr w:type="spellEnd"/>
-      <w:r>
-        <w:rPr>
-          <w:rFonts w:ascii="Arial" w:hAnsi="Arial" w:cs="Arial"/>
-          <w:sz w:val="24"/>
-          <w:szCs w:val="24"/>
-        </w:rPr>
-        <w:t xml:space="preserve"> </w:t>
-      </w:r>
-      <w:proofErr w:type="spellStart"/>
-      <w:r>
-        <w:rPr>
-          <w:rFonts w:ascii="Arial" w:hAnsi="Arial" w:cs="Arial"/>
-          <w:sz w:val="24"/>
-          <w:szCs w:val="24"/>
-        </w:rPr>
-        <w:t>all</w:t>
-      </w:r>
-      <w:proofErr w:type="spellEnd"/>
-      <w:r>
-        <w:rPr>
-          <w:rFonts w:ascii="Arial" w:hAnsi="Arial" w:cs="Arial"/>
-          <w:sz w:val="24"/>
-          <w:szCs w:val="24"/>
-        </w:rPr>
-        <w:t xml:space="preserve"> (Executar tudo) no Google Colab.</w:t>
+          <w:numId w:val="20"/>
+        </w:numPr>
+        <w:jc w:val="both"/>
+        <w:rPr>
+          <w:rFonts w:ascii="Arial" w:hAnsi="Arial" w:cs="Arial"/>
+          <w:sz w:val="24"/>
+          <w:szCs w:val="24"/>
+        </w:rPr>
+      </w:pPr>
+      <w:r>
+        <w:rPr>
+          <w:rFonts w:ascii="Arial" w:hAnsi="Arial" w:cs="Arial"/>
+          <w:sz w:val="24"/>
+          <w:szCs w:val="24"/>
+        </w:rPr>
+        <w:t>Tratamento de dados</w:t>
       </w:r>
     </w:p>
     <w:p>
       <w:pPr>
         <w:numPr>
           <w:ilvl w:val="0"/>
-          <w:numId w:val="12"/>
-        </w:numPr>
-        <w:jc w:val="both"/>
-        <w:rPr>
-          <w:rFonts w:ascii="Arial" w:hAnsi="Arial" w:cs="Arial"/>
-          <w:sz w:val="24"/>
-          <w:szCs w:val="24"/>
-        </w:rPr>
-      </w:pPr>
-      <w:r>
-        <w:rPr>
-          <w:rFonts w:ascii="Arial" w:hAnsi="Arial" w:cs="Arial"/>
-          <w:sz w:val="24"/>
-          <w:szCs w:val="24"/>
-        </w:rPr>
-        <w:t>Visualização dos Resultados:</w:t>
-      </w:r>
-    </w:p>
-    <w:p>
-      <w:pPr>
-        <w:numPr>
-          <w:ilvl w:val="1"/>
-          <w:numId w:val="12"/>
-        </w:numPr>
-        <w:jc w:val="both"/>
-        <w:rPr>
-          <w:rFonts w:ascii="Arial" w:hAnsi="Arial" w:cs="Arial"/>
-          <w:sz w:val="24"/>
-          <w:szCs w:val="24"/>
-        </w:rPr>
-      </w:pPr>
-      <w:r>
-        <w:rPr>
-          <w:rFonts w:ascii="Arial" w:hAnsi="Arial" w:cs="Arial"/>
-          <w:sz w:val="24"/>
-          <w:szCs w:val="24"/>
-        </w:rPr>
-        <w:t>Os resultados intermediários, tabelas e gráficos serão exibidos diretamente no notebook.</w:t>
-      </w:r>
-    </w:p>
-    <w:p>
-      <w:pPr>
-        <w:numPr>
-          <w:ilvl w:val="1"/>
-          <w:numId w:val="12"/>
-        </w:numPr>
-        <w:jc w:val="both"/>
-        <w:rPr>
-          <w:rFonts w:ascii="Arial" w:hAnsi="Arial" w:cs="Arial"/>
-          <w:sz w:val="24"/>
-          <w:szCs w:val="24"/>
-        </w:rPr>
-      </w:pPr>
-      <w:r>
-        <w:rPr>
-          <w:rFonts w:ascii="Arial" w:hAnsi="Arial" w:cs="Arial"/>
-          <w:sz w:val="24"/>
-          <w:szCs w:val="24"/>
-        </w:rPr>
-        <w:t>Ao final da execução, um arquivo dados_tratados.csv será gerado e estará disponível para download. Este arquivo contém os dados originais após todas as etapas de limpeza e preparação.</w:t>
-      </w:r>
-    </w:p>
-    <w:p>
-      <w:pPr>
-        <w:ind w:left="1440"/>
-        <w:jc w:val="both"/>
-        <w:rPr>
-          <w:rFonts w:ascii="Arial" w:hAnsi="Arial" w:cs="Arial"/>
-          <w:b/>
-          <w:bCs/>
-          <w:sz w:val="24"/>
-          <w:szCs w:val="24"/>
-        </w:rPr>
-      </w:pPr>
-    </w:p>
-    <w:p>
-      <w:pPr>
-        <w:jc w:val="both"/>
-        <w:rPr>
-          <w:rFonts w:ascii="Arial" w:hAnsi="Arial" w:cs="Arial"/>
-          <w:b/>
-          <w:bCs/>
-          <w:sz w:val="24"/>
-          <w:szCs w:val="24"/>
-        </w:rPr>
-      </w:pPr>
-      <w:r>
-        <w:rPr>
-          <w:rFonts w:ascii="Arial" w:hAnsi="Arial" w:cs="Arial"/>
-          <w:b/>
-          <w:bCs/>
-          <w:sz w:val="24"/>
-          <w:szCs w:val="24"/>
-        </w:rPr>
-        <w:t>Estrutura do Notebook:</w:t>
-      </w:r>
-    </w:p>
-    <w:p>
-      <w:pPr>
-        <w:jc w:val="both"/>
-        <w:rPr>
-          <w:rFonts w:ascii="Arial" w:hAnsi="Arial" w:cs="Arial"/>
-          <w:sz w:val="24"/>
-          <w:szCs w:val="24"/>
-        </w:rPr>
-      </w:pPr>
-      <w:r>
-        <w:rPr>
-          <w:rFonts w:ascii="Arial" w:hAnsi="Arial" w:cs="Arial"/>
-          <w:sz w:val="24"/>
-          <w:szCs w:val="24"/>
-        </w:rPr>
-        <w:t>O notebook está organizado em seções lógicas, incluindo:</w:t>
+          <w:numId w:val="20"/>
+        </w:numPr>
+        <w:jc w:val="both"/>
+        <w:rPr>
+          <w:rFonts w:ascii="Arial" w:hAnsi="Arial" w:cs="Arial"/>
+          <w:sz w:val="24"/>
+          <w:szCs w:val="24"/>
+        </w:rPr>
+      </w:pPr>
+      <w:r>
+        <w:rPr>
+          <w:rFonts w:ascii="Arial" w:hAnsi="Arial" w:cs="Arial"/>
+          <w:sz w:val="24"/>
+          <w:szCs w:val="24"/>
+        </w:rPr>
+        <w:t>Análise exploratória</w:t>
       </w:r>
     </w:p>
     <w:p>
       <w:pPr>
         <w:numPr>
           <w:ilvl w:val="0"/>
-          <w:numId w:val="13"/>
-        </w:numPr>
-        <w:jc w:val="both"/>
-        <w:rPr>
-          <w:rFonts w:ascii="Arial" w:hAnsi="Arial" w:cs="Arial"/>
-          <w:sz w:val="24"/>
-          <w:szCs w:val="24"/>
-        </w:rPr>
-      </w:pPr>
-      <w:r>
-        <w:rPr>
-          <w:rFonts w:ascii="Arial" w:hAnsi="Arial" w:cs="Arial"/>
-          <w:sz w:val="24"/>
-          <w:szCs w:val="24"/>
-        </w:rPr>
-        <w:t>Configurações e Importações: Carregamento das bibliotecas e definições de estilos.</w:t>
+          <w:numId w:val="20"/>
+        </w:numPr>
+        <w:jc w:val="both"/>
+        <w:rPr>
+          <w:rFonts w:ascii="Arial" w:hAnsi="Arial" w:cs="Arial"/>
+          <w:sz w:val="24"/>
+          <w:szCs w:val="24"/>
+        </w:rPr>
+      </w:pPr>
+      <w:r>
+        <w:rPr>
+          <w:rFonts w:ascii="Arial" w:hAnsi="Arial" w:cs="Arial"/>
+          <w:sz w:val="24"/>
+          <w:szCs w:val="24"/>
+        </w:rPr>
+        <w:t>Visualização gráfica</w:t>
       </w:r>
     </w:p>
     <w:p>
       <w:pPr>
         <w:numPr>
           <w:ilvl w:val="0"/>
-          <w:numId w:val="13"/>
-        </w:numPr>
-        <w:jc w:val="both"/>
-        <w:rPr>
-          <w:rFonts w:ascii="Arial" w:hAnsi="Arial" w:cs="Arial"/>
-          <w:sz w:val="24"/>
-          <w:szCs w:val="24"/>
-        </w:rPr>
-      </w:pPr>
-      <w:r>
-        <w:rPr>
-          <w:rFonts w:ascii="Arial" w:hAnsi="Arial" w:cs="Arial"/>
-          <w:sz w:val="24"/>
-          <w:szCs w:val="24"/>
-        </w:rPr>
-        <w:lastRenderedPageBreak/>
-        <w:t xml:space="preserve">Carregamento de Dados: Upload e leitura do </w:t>
-      </w:r>
-      <w:proofErr w:type="spellStart"/>
-      <w:r>
-        <w:rPr>
-          <w:rFonts w:ascii="Arial" w:hAnsi="Arial" w:cs="Arial"/>
-          <w:sz w:val="24"/>
-          <w:szCs w:val="24"/>
-        </w:rPr>
-        <w:t>dataset</w:t>
-      </w:r>
-      <w:proofErr w:type="spellEnd"/>
-      <w:r>
-        <w:rPr>
-          <w:rFonts w:ascii="Arial" w:hAnsi="Arial" w:cs="Arial"/>
-          <w:sz w:val="24"/>
-          <w:szCs w:val="24"/>
-        </w:rPr>
-        <w:t>.</w:t>
+          <w:numId w:val="20"/>
+        </w:numPr>
+        <w:jc w:val="both"/>
+        <w:rPr>
+          <w:rFonts w:ascii="Arial" w:hAnsi="Arial" w:cs="Arial"/>
+          <w:sz w:val="24"/>
+          <w:szCs w:val="24"/>
+        </w:rPr>
+      </w:pPr>
+      <w:r>
+        <w:rPr>
+          <w:rFonts w:ascii="Arial" w:hAnsi="Arial" w:cs="Arial"/>
+          <w:sz w:val="24"/>
+          <w:szCs w:val="24"/>
+        </w:rPr>
+        <w:t>KPIs estratégicos</w:t>
       </w:r>
     </w:p>
     <w:p>
       <w:pPr>
         <w:numPr>
           <w:ilvl w:val="0"/>
-          <w:numId w:val="13"/>
-        </w:numPr>
-        <w:jc w:val="both"/>
-        <w:rPr>
-          <w:rFonts w:ascii="Arial" w:hAnsi="Arial" w:cs="Arial"/>
-          <w:sz w:val="24"/>
-          <w:szCs w:val="24"/>
-        </w:rPr>
-      </w:pPr>
-      <w:r>
-        <w:rPr>
-          <w:rFonts w:ascii="Arial" w:hAnsi="Arial" w:cs="Arial"/>
-          <w:sz w:val="24"/>
-          <w:szCs w:val="24"/>
-        </w:rPr>
-        <w:t>Exploração Inicial: Visão geral da estrutura, tipos e estatísticas dos dados.</w:t>
-      </w:r>
-    </w:p>
-    <w:p>
-      <w:pPr>
-        <w:numPr>
-          <w:ilvl w:val="0"/>
-          <w:numId w:val="13"/>
-        </w:numPr>
-        <w:jc w:val="both"/>
-        <w:rPr>
-          <w:rFonts w:ascii="Arial" w:hAnsi="Arial" w:cs="Arial"/>
-          <w:sz w:val="24"/>
-          <w:szCs w:val="24"/>
-        </w:rPr>
-      </w:pPr>
-      <w:r>
-        <w:rPr>
-          <w:rFonts w:ascii="Arial" w:hAnsi="Arial" w:cs="Arial"/>
-          <w:sz w:val="24"/>
-          <w:szCs w:val="24"/>
-        </w:rPr>
-        <w:t>Tratamento e Preparação: Limpeza, padronização e conversão de tipos.</w:t>
-      </w:r>
-    </w:p>
-    <w:p>
-      <w:pPr>
-        <w:numPr>
-          <w:ilvl w:val="0"/>
-          <w:numId w:val="13"/>
-        </w:numPr>
-        <w:jc w:val="both"/>
-        <w:rPr>
-          <w:rFonts w:ascii="Arial" w:hAnsi="Arial" w:cs="Arial"/>
-          <w:sz w:val="24"/>
-          <w:szCs w:val="24"/>
-        </w:rPr>
-      </w:pPr>
-      <w:r>
-        <w:rPr>
-          <w:rFonts w:ascii="Arial" w:hAnsi="Arial" w:cs="Arial"/>
-          <w:sz w:val="24"/>
-          <w:szCs w:val="24"/>
-        </w:rPr>
-        <w:t>Tratamento de Outliers: Identificação de valores atípicos.</w:t>
-      </w:r>
-    </w:p>
-    <w:p>
-      <w:pPr>
-        <w:numPr>
-          <w:ilvl w:val="0"/>
-          <w:numId w:val="13"/>
-        </w:numPr>
-        <w:jc w:val="both"/>
-        <w:rPr>
-          <w:rFonts w:ascii="Arial" w:hAnsi="Arial" w:cs="Arial"/>
-          <w:sz w:val="24"/>
-          <w:szCs w:val="24"/>
-        </w:rPr>
-      </w:pPr>
-      <w:r>
-        <w:rPr>
-          <w:rFonts w:ascii="Arial" w:hAnsi="Arial" w:cs="Arial"/>
-          <w:sz w:val="24"/>
-          <w:szCs w:val="24"/>
-        </w:rPr>
-        <w:t>Análise Exploratória: Análises detalhadas por categoria, segmento, impacto de descontos e tendências temporais.</w:t>
-      </w:r>
-    </w:p>
-    <w:p>
-      <w:pPr>
-        <w:numPr>
-          <w:ilvl w:val="0"/>
-          <w:numId w:val="13"/>
-        </w:numPr>
-        <w:jc w:val="both"/>
-        <w:rPr>
-          <w:rFonts w:ascii="Arial" w:hAnsi="Arial" w:cs="Arial"/>
-          <w:sz w:val="24"/>
-          <w:szCs w:val="24"/>
-        </w:rPr>
-      </w:pPr>
-      <w:r>
-        <w:rPr>
-          <w:rFonts w:ascii="Arial" w:hAnsi="Arial" w:cs="Arial"/>
-          <w:sz w:val="24"/>
-          <w:szCs w:val="24"/>
-        </w:rPr>
-        <w:t>KPIs e Resumo Executivo: Principais indicadores e recomendações.</w:t>
-      </w:r>
-    </w:p>
-    <w:p>
-      <w:pPr>
-        <w:numPr>
-          <w:ilvl w:val="0"/>
-          <w:numId w:val="13"/>
-        </w:numPr>
-        <w:jc w:val="both"/>
-        <w:rPr>
-          <w:rFonts w:ascii="Arial" w:hAnsi="Arial" w:cs="Arial"/>
-          <w:sz w:val="24"/>
-          <w:szCs w:val="24"/>
-        </w:rPr>
-      </w:pPr>
-      <w:r>
-        <w:rPr>
-          <w:rFonts w:ascii="Arial" w:hAnsi="Arial" w:cs="Arial"/>
-          <w:sz w:val="24"/>
-          <w:szCs w:val="24"/>
-        </w:rPr>
-        <w:t>Exportação: Salvamento dos dados tratados.</w:t>
-      </w:r>
-    </w:p>
-    <w:p>
-      <w:pPr>
-        <w:jc w:val="both"/>
-        <w:rPr>
-          <w:rFonts w:ascii="Arial" w:hAnsi="Arial" w:cs="Arial"/>
-          <w:sz w:val="24"/>
-          <w:szCs w:val="24"/>
-        </w:rPr>
-      </w:pPr>
-      <w:r>
-        <w:rPr>
-          <w:rFonts w:ascii="Arial" w:hAnsi="Arial" w:cs="Arial"/>
-          <w:sz w:val="24"/>
-          <w:szCs w:val="24"/>
-        </w:rPr>
-        <w:t>Basta seguir o fluxo do notebook para reproduzir a análise completa.</w:t>
-      </w:r>
-    </w:p>
-    <w:p>
-      <w:pPr>
-        <w:jc w:val="both"/>
-        <w:rPr>
-          <w:rFonts w:ascii="Arial" w:hAnsi="Arial" w:cs="Arial"/>
-          <w:sz w:val="24"/>
-          <w:szCs w:val="24"/>
-        </w:rPr>
-      </w:pPr>
-    </w:p>
-    <w:p>
-      <w:pPr>
-        <w:jc w:val="center"/>
-        <w:rPr>
-          <w:rFonts w:ascii="Arial" w:hAnsi="Arial" w:cs="Arial"/>
-          <w:sz w:val="40"/>
-          <w:szCs w:val="40"/>
-        </w:rPr>
-      </w:pPr>
-      <w:proofErr w:type="gramStart"/>
-      <w:r>
-        <w:rPr>
-          <w:rFonts w:ascii="Arial" w:hAnsi="Arial" w:cs="Arial"/>
-          <w:sz w:val="40"/>
-          <w:szCs w:val="40"/>
-        </w:rPr>
-        <w:t>Resultado Final</w:t>
-      </w:r>
-      <w:proofErr w:type="gramEnd"/>
-    </w:p>
-    <w:p>
-      <w:pPr>
-        <w:jc w:val="both"/>
-        <w:rPr>
-          <w:rFonts w:ascii="Arial" w:hAnsi="Arial" w:cs="Arial"/>
-          <w:sz w:val="24"/>
-          <w:szCs w:val="24"/>
-        </w:rPr>
-      </w:pPr>
-      <w:r>
-        <w:rPr>
-          <w:rFonts w:ascii="Arial" w:hAnsi="Arial" w:cs="Arial"/>
-          <w:sz w:val="24"/>
-          <w:szCs w:val="24"/>
-        </w:rPr>
-        <w:t xml:space="preserve">Analisando dados com principais KPIs com a nova base de dados tratada, utilizando Google </w:t>
-      </w:r>
-      <w:proofErr w:type="spellStart"/>
-      <w:r>
-        <w:rPr>
-          <w:rFonts w:ascii="Arial" w:hAnsi="Arial" w:cs="Arial"/>
-          <w:sz w:val="24"/>
-          <w:szCs w:val="24"/>
-        </w:rPr>
-        <w:t>Looker</w:t>
-      </w:r>
-      <w:proofErr w:type="spellEnd"/>
-      <w:r>
-        <w:rPr>
-          <w:rFonts w:ascii="Arial" w:hAnsi="Arial" w:cs="Arial"/>
-          <w:sz w:val="24"/>
-          <w:szCs w:val="24"/>
-        </w:rPr>
-        <w:t xml:space="preserve"> Studio (Data Studio)</w:t>
-      </w:r>
-      <w:r>
-        <w:rPr>
-          <w:rFonts w:ascii="Arial" w:hAnsi="Arial" w:cs="Arial"/>
-          <w:sz w:val="24"/>
-          <w:szCs w:val="24"/>
-        </w:rPr>
-        <w:t>.</w:t>
-      </w:r>
-    </w:p>
-    <w:p>
-      <w:pPr>
-        <w:jc w:val="both"/>
-        <w:rPr>
-          <w:rFonts w:ascii="Arial" w:hAnsi="Arial" w:cs="Arial"/>
-          <w:sz w:val="24"/>
-          <w:szCs w:val="24"/>
-        </w:rPr>
-      </w:pPr>
-    </w:p>
-    <w:p>
-      <w:pPr>
-        <w:jc w:val="both"/>
-        <w:rPr>
-          <w:rFonts w:ascii="Arial" w:hAnsi="Arial" w:cs="Arial"/>
-          <w:sz w:val="24"/>
-          <w:szCs w:val="24"/>
-        </w:rPr>
-      </w:pPr>
-      <w:r>
-        <w:rPr>
-          <w:rFonts w:ascii="Arial" w:hAnsi="Arial" w:cs="Arial"/>
-          <w:sz w:val="24"/>
-          <w:szCs w:val="24"/>
-        </w:rPr>
-        <w:t xml:space="preserve">Acesse o link: </w:t>
-      </w:r>
-      <w:r>
-        <w:rPr>
-          <w:rFonts w:ascii="Arial" w:hAnsi="Arial" w:cs="Arial"/>
-          <w:sz w:val="24"/>
-          <w:szCs w:val="24"/>
-        </w:rPr>
-        <w:t>https://datastudio.google.com/reporting/469d1b38-075a-46d6-bd00-22ba2993314e</w:t>
-      </w:r>
+          <w:numId w:val="20"/>
+        </w:numPr>
+        <w:jc w:val="both"/>
+        <w:rPr>
+          <w:rFonts w:ascii="Arial" w:hAnsi="Arial" w:cs="Arial"/>
+          <w:sz w:val="24"/>
+          <w:szCs w:val="24"/>
+        </w:rPr>
+      </w:pPr>
+      <w:r>
+        <w:rPr>
+          <w:rFonts w:ascii="Arial" w:hAnsi="Arial" w:cs="Arial"/>
+          <w:sz w:val="24"/>
+          <w:szCs w:val="24"/>
+        </w:rPr>
+        <w:t>Dashboard interativo</w:t>
+      </w:r>
+    </w:p>
+    <w:p>
+      <w:pPr>
+        <w:jc w:val="both"/>
+        <w:rPr>
+          <w:rFonts w:ascii="Arial" w:hAnsi="Arial" w:cs="Arial"/>
+          <w:sz w:val="24"/>
+          <w:szCs w:val="24"/>
+        </w:rPr>
+      </w:pPr>
+      <w:r>
+        <w:rPr>
+          <w:rFonts w:ascii="Arial" w:hAnsi="Arial" w:cs="Arial"/>
+          <w:sz w:val="24"/>
+          <w:szCs w:val="24"/>
+        </w:rPr>
+        <w:t>Focado em transformar dados brutos em informações úteis para tomada de decisão.</w:t>
+      </w:r>
+    </w:p>
+    <w:p>
+      <w:pPr>
+        <w:jc w:val="both"/>
+        <w:rPr>
+          <w:rFonts w:ascii="Arial" w:hAnsi="Arial" w:cs="Arial"/>
+          <w:sz w:val="24"/>
+          <w:szCs w:val="24"/>
+        </w:rPr>
+      </w:pPr>
     </w:p>
     <w:sectPr>
       <w:pgSz w:w="11906" w:h="16838"/>
@@ -4326,6 +5811,123 @@
 <file path=word/numbering.xml><?xml version="1.0" encoding="utf-8"?>
 <w:numbering xmlns:wpc="http://schemas.microsoft.com/office/word/2010/wordprocessingCanvas" xmlns:cx="http://schemas.microsoft.com/office/drawing/2014/chartex" xmlns:cx1="http://schemas.microsoft.com/office/drawing/2015/9/8/chartex" xmlns:cx2="http://schemas.microsoft.com/office/drawing/2015/10/21/chartex" xmlns:cx3="http://schemas.microsoft.com/office/drawing/2016/5/9/chartex" xmlns:cx4="http://schemas.microsoft.com/office/drawing/2016/5/10/chartex" xmlns:cx5="http://schemas.microsoft.com/office/drawing/2016/5/11/chartex" xmlns:cx6="http://schemas.microsoft.com/office/drawing/2016/5/12/chartex" xmlns:cx7="http://schemas.microsoft.com/office/drawing/2016/5/13/chartex" xmlns:cx8="http://schemas.microsoft.com/office/drawing/2016/5/14/chartex" xmlns:mc="http://schemas.openxmlformats.org/markup-compatibility/2006" xmlns:aink="http://schemas.microsoft.com/office/drawing/2016/ink" xmlns:am3d="http://schemas.microsoft.com/office/drawing/2017/model3d" xmlns:o="urn:schemas-microsoft-com:office:office" xmlns:oel="http://schemas.microsoft.com/office/2019/extlst" xmlns:r="http://schemas.openxmlformats.org/officeDocument/2006/relationships" xmlns:m="http://schemas.openxmlformats.org/officeDocument/2006/math" xmlns:v="urn:schemas-microsoft-com:vml" xmlns:wp14="http://schemas.microsoft.com/office/word/2010/wordprocessingDrawing" xmlns:wp="http://schemas.openxmlformats.org/drawingml/2006/wordprocessingDrawing" xmlns:w10="urn:schemas-microsoft-com:office:word" xmlns:w="http://schemas.openxmlformats.org/wordprocessingml/2006/main" xmlns:w14="http://schemas.microsoft.com/office/word/2010/wordml" xmlns:w15="http://schemas.microsoft.com/office/word/2012/wordml" xmlns:w16cex="http://schemas.microsoft.com/office/word/2018/wordml/cex" xmlns:w16cid="http://schemas.microsoft.com/office/word/2016/wordml/cid" xmlns:w16="http://schemas.microsoft.com/office/word/2018/wordml" xmlns:w16du="http://schemas.microsoft.com/office/word/2023/wordml/word16du" xmlns:w16sdtdh="http://schemas.microsoft.com/office/word/2020/wordml/sdtdatahash" xmlns:w16sdtfl="http://schemas.microsoft.com/office/word/2024/wordml/sdtformatlock" xmlns:w16se="http://schemas.microsoft.com/office/word/2015/wordml/symex" xmlns:wpg="http://schemas.microsoft.com/office/word/2010/wordprocessingGroup" xmlns:wpi="http://schemas.microsoft.com/office/word/2010/wordprocessingInk" xmlns:wne="http://schemas.microsoft.com/office/word/2006/wordml" xmlns:wps="http://schemas.microsoft.com/office/word/2010/wordprocessingShape" mc:Ignorable="w14 w15 w16se w16cid w16 w16cex w16sdtdh w16sdtfl w16du wp14">
   <w:abstractNum w:abstractNumId="0" w15:restartNumberingAfterBreak="0">
+    <w:nsid w:val="03EC350B"/>
+    <w:multiLevelType w:val="multilevel"/>
+    <w:tmpl w:val="50903856"/>
+    <w:lvl w:ilvl="0">
+      <w:start w:val="1"/>
+      <w:numFmt w:val="decimal"/>
+      <w:lvlText w:val="%1."/>
+      <w:lvlJc w:val="left"/>
+      <w:pPr>
+        <w:tabs>
+          <w:tab w:val="num" w:pos="720"/>
+        </w:tabs>
+        <w:ind w:left="720" w:hanging="360"/>
+      </w:pPr>
+    </w:lvl>
+    <w:lvl w:ilvl="1">
+      <w:start w:val="1"/>
+      <w:numFmt w:val="bullet"/>
+      <w:lvlText w:val="o"/>
+      <w:lvlJc w:val="left"/>
+      <w:pPr>
+        <w:tabs>
+          <w:tab w:val="num" w:pos="1440"/>
+        </w:tabs>
+        <w:ind w:left="1440" w:hanging="360"/>
+      </w:pPr>
+      <w:rPr>
+        <w:rFonts w:ascii="Courier New" w:hAnsi="Courier New" w:hint="default"/>
+        <w:sz w:val="20"/>
+      </w:rPr>
+    </w:lvl>
+    <w:lvl w:ilvl="2" w:tentative="1">
+      <w:start w:val="1"/>
+      <w:numFmt w:val="decimal"/>
+      <w:lvlText w:val="%3."/>
+      <w:lvlJc w:val="left"/>
+      <w:pPr>
+        <w:tabs>
+          <w:tab w:val="num" w:pos="2160"/>
+        </w:tabs>
+        <w:ind w:left="2160" w:hanging="360"/>
+      </w:pPr>
+    </w:lvl>
+    <w:lvl w:ilvl="3" w:tentative="1">
+      <w:start w:val="1"/>
+      <w:numFmt w:val="decimal"/>
+      <w:lvlText w:val="%4."/>
+      <w:lvlJc w:val="left"/>
+      <w:pPr>
+        <w:tabs>
+          <w:tab w:val="num" w:pos="2880"/>
+        </w:tabs>
+        <w:ind w:left="2880" w:hanging="360"/>
+      </w:pPr>
+    </w:lvl>
+    <w:lvl w:ilvl="4" w:tentative="1">
+      <w:start w:val="1"/>
+      <w:numFmt w:val="decimal"/>
+      <w:lvlText w:val="%5."/>
+      <w:lvlJc w:val="left"/>
+      <w:pPr>
+        <w:tabs>
+          <w:tab w:val="num" w:pos="3600"/>
+        </w:tabs>
+        <w:ind w:left="3600" w:hanging="360"/>
+      </w:pPr>
+    </w:lvl>
+    <w:lvl w:ilvl="5" w:tentative="1">
+      <w:start w:val="1"/>
+      <w:numFmt w:val="decimal"/>
+      <w:lvlText w:val="%6."/>
+      <w:lvlJc w:val="left"/>
+      <w:pPr>
+        <w:tabs>
+          <w:tab w:val="num" w:pos="4320"/>
+        </w:tabs>
+        <w:ind w:left="4320" w:hanging="360"/>
+      </w:pPr>
+    </w:lvl>
+    <w:lvl w:ilvl="6" w:tentative="1">
+      <w:start w:val="1"/>
+      <w:numFmt w:val="decimal"/>
+      <w:lvlText w:val="%7."/>
+      <w:lvlJc w:val="left"/>
+      <w:pPr>
+        <w:tabs>
+          <w:tab w:val="num" w:pos="5040"/>
+        </w:tabs>
+        <w:ind w:left="5040" w:hanging="360"/>
+      </w:pPr>
+    </w:lvl>
+    <w:lvl w:ilvl="7" w:tentative="1">
+      <w:start w:val="1"/>
+      <w:numFmt w:val="decimal"/>
+      <w:lvlText w:val="%8."/>
+      <w:lvlJc w:val="left"/>
+      <w:pPr>
+        <w:tabs>
+          <w:tab w:val="num" w:pos="5760"/>
+        </w:tabs>
+        <w:ind w:left="5760" w:hanging="360"/>
+      </w:pPr>
+    </w:lvl>
+    <w:lvl w:ilvl="8" w:tentative="1">
+      <w:start w:val="1"/>
+      <w:numFmt w:val="decimal"/>
+      <w:lvlText w:val="%9."/>
+      <w:lvlJc w:val="left"/>
+      <w:pPr>
+        <w:tabs>
+          <w:tab w:val="num" w:pos="6480"/>
+        </w:tabs>
+        <w:ind w:left="6480" w:hanging="360"/>
+      </w:pPr>
+    </w:lvl>
+  </w:abstractNum>
+  <w:abstractNum w:abstractNumId="1" w15:restartNumberingAfterBreak="0">
     <w:nsid w:val="15994306"/>
     <w:multiLevelType w:val="multilevel"/>
     <w:tmpl w:val="1DC4360A"/>
@@ -4474,7 +6076,7 @@
       </w:rPr>
     </w:lvl>
   </w:abstractNum>
-  <w:abstractNum w:abstractNumId="1" w15:restartNumberingAfterBreak="0">
+  <w:abstractNum w:abstractNumId="2" w15:restartNumberingAfterBreak="0">
     <w:nsid w:val="170D76A1"/>
     <w:multiLevelType w:val="hybridMultilevel"/>
     <w:tmpl w:val="9DECEF2C"/>
@@ -4586,7 +6188,7 @@
       </w:rPr>
     </w:lvl>
   </w:abstractNum>
-  <w:abstractNum w:abstractNumId="2" w15:restartNumberingAfterBreak="0">
+  <w:abstractNum w:abstractNumId="3" w15:restartNumberingAfterBreak="0">
     <w:nsid w:val="269272AC"/>
     <w:multiLevelType w:val="multilevel"/>
     <w:tmpl w:val="212CD5E2"/>
@@ -4703,7 +6305,305 @@
       </w:pPr>
     </w:lvl>
   </w:abstractNum>
-  <w:abstractNum w:abstractNumId="3" w15:restartNumberingAfterBreak="0">
+  <w:abstractNum w:abstractNumId="4" w15:restartNumberingAfterBreak="0">
+    <w:nsid w:val="288D6905"/>
+    <w:multiLevelType w:val="multilevel"/>
+    <w:tmpl w:val="770C764C"/>
+    <w:lvl w:ilvl="0">
+      <w:start w:val="1"/>
+      <w:numFmt w:val="bullet"/>
+      <w:lvlText w:val=""/>
+      <w:lvlJc w:val="left"/>
+      <w:pPr>
+        <w:tabs>
+          <w:tab w:val="num" w:pos="720"/>
+        </w:tabs>
+        <w:ind w:left="720" w:hanging="360"/>
+      </w:pPr>
+      <w:rPr>
+        <w:rFonts w:ascii="Symbol" w:hAnsi="Symbol" w:hint="default"/>
+        <w:sz w:val="20"/>
+      </w:rPr>
+    </w:lvl>
+    <w:lvl w:ilvl="1" w:tentative="1">
+      <w:start w:val="1"/>
+      <w:numFmt w:val="bullet"/>
+      <w:lvlText w:val="o"/>
+      <w:lvlJc w:val="left"/>
+      <w:pPr>
+        <w:tabs>
+          <w:tab w:val="num" w:pos="1440"/>
+        </w:tabs>
+        <w:ind w:left="1440" w:hanging="360"/>
+      </w:pPr>
+      <w:rPr>
+        <w:rFonts w:ascii="Courier New" w:hAnsi="Courier New" w:hint="default"/>
+        <w:sz w:val="20"/>
+      </w:rPr>
+    </w:lvl>
+    <w:lvl w:ilvl="2" w:tentative="1">
+      <w:start w:val="1"/>
+      <w:numFmt w:val="bullet"/>
+      <w:lvlText w:val=""/>
+      <w:lvlJc w:val="left"/>
+      <w:pPr>
+        <w:tabs>
+          <w:tab w:val="num" w:pos="2160"/>
+        </w:tabs>
+        <w:ind w:left="2160" w:hanging="360"/>
+      </w:pPr>
+      <w:rPr>
+        <w:rFonts w:ascii="Wingdings" w:hAnsi="Wingdings" w:hint="default"/>
+        <w:sz w:val="20"/>
+      </w:rPr>
+    </w:lvl>
+    <w:lvl w:ilvl="3" w:tentative="1">
+      <w:start w:val="1"/>
+      <w:numFmt w:val="bullet"/>
+      <w:lvlText w:val=""/>
+      <w:lvlJc w:val="left"/>
+      <w:pPr>
+        <w:tabs>
+          <w:tab w:val="num" w:pos="2880"/>
+        </w:tabs>
+        <w:ind w:left="2880" w:hanging="360"/>
+      </w:pPr>
+      <w:rPr>
+        <w:rFonts w:ascii="Wingdings" w:hAnsi="Wingdings" w:hint="default"/>
+        <w:sz w:val="20"/>
+      </w:rPr>
+    </w:lvl>
+    <w:lvl w:ilvl="4" w:tentative="1">
+      <w:start w:val="1"/>
+      <w:numFmt w:val="bullet"/>
+      <w:lvlText w:val=""/>
+      <w:lvlJc w:val="left"/>
+      <w:pPr>
+        <w:tabs>
+          <w:tab w:val="num" w:pos="3600"/>
+        </w:tabs>
+        <w:ind w:left="3600" w:hanging="360"/>
+      </w:pPr>
+      <w:rPr>
+        <w:rFonts w:ascii="Wingdings" w:hAnsi="Wingdings" w:hint="default"/>
+        <w:sz w:val="20"/>
+      </w:rPr>
+    </w:lvl>
+    <w:lvl w:ilvl="5" w:tentative="1">
+      <w:start w:val="1"/>
+      <w:numFmt w:val="bullet"/>
+      <w:lvlText w:val=""/>
+      <w:lvlJc w:val="left"/>
+      <w:pPr>
+        <w:tabs>
+          <w:tab w:val="num" w:pos="4320"/>
+        </w:tabs>
+        <w:ind w:left="4320" w:hanging="360"/>
+      </w:pPr>
+      <w:rPr>
+        <w:rFonts w:ascii="Wingdings" w:hAnsi="Wingdings" w:hint="default"/>
+        <w:sz w:val="20"/>
+      </w:rPr>
+    </w:lvl>
+    <w:lvl w:ilvl="6" w:tentative="1">
+      <w:start w:val="1"/>
+      <w:numFmt w:val="bullet"/>
+      <w:lvlText w:val=""/>
+      <w:lvlJc w:val="left"/>
+      <w:pPr>
+        <w:tabs>
+          <w:tab w:val="num" w:pos="5040"/>
+        </w:tabs>
+        <w:ind w:left="5040" w:hanging="360"/>
+      </w:pPr>
+      <w:rPr>
+        <w:rFonts w:ascii="Wingdings" w:hAnsi="Wingdings" w:hint="default"/>
+        <w:sz w:val="20"/>
+      </w:rPr>
+    </w:lvl>
+    <w:lvl w:ilvl="7" w:tentative="1">
+      <w:start w:val="1"/>
+      <w:numFmt w:val="bullet"/>
+      <w:lvlText w:val=""/>
+      <w:lvlJc w:val="left"/>
+      <w:pPr>
+        <w:tabs>
+          <w:tab w:val="num" w:pos="5760"/>
+        </w:tabs>
+        <w:ind w:left="5760" w:hanging="360"/>
+      </w:pPr>
+      <w:rPr>
+        <w:rFonts w:ascii="Wingdings" w:hAnsi="Wingdings" w:hint="default"/>
+        <w:sz w:val="20"/>
+      </w:rPr>
+    </w:lvl>
+    <w:lvl w:ilvl="8" w:tentative="1">
+      <w:start w:val="1"/>
+      <w:numFmt w:val="bullet"/>
+      <w:lvlText w:val=""/>
+      <w:lvlJc w:val="left"/>
+      <w:pPr>
+        <w:tabs>
+          <w:tab w:val="num" w:pos="6480"/>
+        </w:tabs>
+        <w:ind w:left="6480" w:hanging="360"/>
+      </w:pPr>
+      <w:rPr>
+        <w:rFonts w:ascii="Wingdings" w:hAnsi="Wingdings" w:hint="default"/>
+        <w:sz w:val="20"/>
+      </w:rPr>
+    </w:lvl>
+  </w:abstractNum>
+  <w:abstractNum w:abstractNumId="5" w15:restartNumberingAfterBreak="0">
+    <w:nsid w:val="2D8D2EA2"/>
+    <w:multiLevelType w:val="multilevel"/>
+    <w:tmpl w:val="6804B90E"/>
+    <w:lvl w:ilvl="0">
+      <w:start w:val="1"/>
+      <w:numFmt w:val="bullet"/>
+      <w:lvlText w:val=""/>
+      <w:lvlJc w:val="left"/>
+      <w:pPr>
+        <w:tabs>
+          <w:tab w:val="num" w:pos="720"/>
+        </w:tabs>
+        <w:ind w:left="720" w:hanging="360"/>
+      </w:pPr>
+      <w:rPr>
+        <w:rFonts w:ascii="Symbol" w:hAnsi="Symbol" w:hint="default"/>
+        <w:sz w:val="20"/>
+      </w:rPr>
+    </w:lvl>
+    <w:lvl w:ilvl="1" w:tentative="1">
+      <w:start w:val="1"/>
+      <w:numFmt w:val="bullet"/>
+      <w:lvlText w:val="o"/>
+      <w:lvlJc w:val="left"/>
+      <w:pPr>
+        <w:tabs>
+          <w:tab w:val="num" w:pos="1440"/>
+        </w:tabs>
+        <w:ind w:left="1440" w:hanging="360"/>
+      </w:pPr>
+      <w:rPr>
+        <w:rFonts w:ascii="Courier New" w:hAnsi="Courier New" w:hint="default"/>
+        <w:sz w:val="20"/>
+      </w:rPr>
+    </w:lvl>
+    <w:lvl w:ilvl="2" w:tentative="1">
+      <w:start w:val="1"/>
+      <w:numFmt w:val="bullet"/>
+      <w:lvlText w:val=""/>
+      <w:lvlJc w:val="left"/>
+      <w:pPr>
+        <w:tabs>
+          <w:tab w:val="num" w:pos="2160"/>
+        </w:tabs>
+        <w:ind w:left="2160" w:hanging="360"/>
+      </w:pPr>
+      <w:rPr>
+        <w:rFonts w:ascii="Wingdings" w:hAnsi="Wingdings" w:hint="default"/>
+        <w:sz w:val="20"/>
+      </w:rPr>
+    </w:lvl>
+    <w:lvl w:ilvl="3" w:tentative="1">
+      <w:start w:val="1"/>
+      <w:numFmt w:val="bullet"/>
+      <w:lvlText w:val=""/>
+      <w:lvlJc w:val="left"/>
+      <w:pPr>
+        <w:tabs>
+          <w:tab w:val="num" w:pos="2880"/>
+        </w:tabs>
+        <w:ind w:left="2880" w:hanging="360"/>
+      </w:pPr>
+      <w:rPr>
+        <w:rFonts w:ascii="Wingdings" w:hAnsi="Wingdings" w:hint="default"/>
+        <w:sz w:val="20"/>
+      </w:rPr>
+    </w:lvl>
+    <w:lvl w:ilvl="4" w:tentative="1">
+      <w:start w:val="1"/>
+      <w:numFmt w:val="bullet"/>
+      <w:lvlText w:val=""/>
+      <w:lvlJc w:val="left"/>
+      <w:pPr>
+        <w:tabs>
+          <w:tab w:val="num" w:pos="3600"/>
+        </w:tabs>
+        <w:ind w:left="3600" w:hanging="360"/>
+      </w:pPr>
+      <w:rPr>
+        <w:rFonts w:ascii="Wingdings" w:hAnsi="Wingdings" w:hint="default"/>
+        <w:sz w:val="20"/>
+      </w:rPr>
+    </w:lvl>
+    <w:lvl w:ilvl="5" w:tentative="1">
+      <w:start w:val="1"/>
+      <w:numFmt w:val="bullet"/>
+      <w:lvlText w:val=""/>
+      <w:lvlJc w:val="left"/>
+      <w:pPr>
+        <w:tabs>
+          <w:tab w:val="num" w:pos="4320"/>
+        </w:tabs>
+        <w:ind w:left="4320" w:hanging="360"/>
+      </w:pPr>
+      <w:rPr>
+        <w:rFonts w:ascii="Wingdings" w:hAnsi="Wingdings" w:hint="default"/>
+        <w:sz w:val="20"/>
+      </w:rPr>
+    </w:lvl>
+    <w:lvl w:ilvl="6" w:tentative="1">
+      <w:start w:val="1"/>
+      <w:numFmt w:val="bullet"/>
+      <w:lvlText w:val=""/>
+      <w:lvlJc w:val="left"/>
+      <w:pPr>
+        <w:tabs>
+          <w:tab w:val="num" w:pos="5040"/>
+        </w:tabs>
+        <w:ind w:left="5040" w:hanging="360"/>
+      </w:pPr>
+      <w:rPr>
+        <w:rFonts w:ascii="Wingdings" w:hAnsi="Wingdings" w:hint="default"/>
+        <w:sz w:val="20"/>
+      </w:rPr>
+    </w:lvl>
+    <w:lvl w:ilvl="7" w:tentative="1">
+      <w:start w:val="1"/>
+      <w:numFmt w:val="bullet"/>
+      <w:lvlText w:val=""/>
+      <w:lvlJc w:val="left"/>
+      <w:pPr>
+        <w:tabs>
+          <w:tab w:val="num" w:pos="5760"/>
+        </w:tabs>
+        <w:ind w:left="5760" w:hanging="360"/>
+      </w:pPr>
+      <w:rPr>
+        <w:rFonts w:ascii="Wingdings" w:hAnsi="Wingdings" w:hint="default"/>
+        <w:sz w:val="20"/>
+      </w:rPr>
+    </w:lvl>
+    <w:lvl w:ilvl="8" w:tentative="1">
+      <w:start w:val="1"/>
+      <w:numFmt w:val="bullet"/>
+      <w:lvlText w:val=""/>
+      <w:lvlJc w:val="left"/>
+      <w:pPr>
+        <w:tabs>
+          <w:tab w:val="num" w:pos="6480"/>
+        </w:tabs>
+        <w:ind w:left="6480" w:hanging="360"/>
+      </w:pPr>
+      <w:rPr>
+        <w:rFonts w:ascii="Wingdings" w:hAnsi="Wingdings" w:hint="default"/>
+        <w:sz w:val="20"/>
+      </w:rPr>
+    </w:lvl>
+  </w:abstractNum>
+  <w:abstractNum w:abstractNumId="6" w15:restartNumberingAfterBreak="0">
     <w:nsid w:val="39384C19"/>
     <w:multiLevelType w:val="multilevel"/>
     <w:tmpl w:val="442CC8B8"/>
@@ -4820,7 +6720,7 @@
       </w:pPr>
     </w:lvl>
   </w:abstractNum>
-  <w:abstractNum w:abstractNumId="4" w15:restartNumberingAfterBreak="0">
+  <w:abstractNum w:abstractNumId="7" w15:restartNumberingAfterBreak="0">
     <w:nsid w:val="3B2D732C"/>
     <w:multiLevelType w:val="multilevel"/>
     <w:tmpl w:val="5A6663F4"/>
@@ -4969,7 +6869,7 @@
       </w:rPr>
     </w:lvl>
   </w:abstractNum>
-  <w:abstractNum w:abstractNumId="5" w15:restartNumberingAfterBreak="0">
+  <w:abstractNum w:abstractNumId="8" w15:restartNumberingAfterBreak="0">
     <w:nsid w:val="3BA7249A"/>
     <w:multiLevelType w:val="multilevel"/>
     <w:tmpl w:val="D0FCFB8A"/>
@@ -5086,7 +6986,156 @@
       </w:pPr>
     </w:lvl>
   </w:abstractNum>
-  <w:abstractNum w:abstractNumId="6" w15:restartNumberingAfterBreak="0">
+  <w:abstractNum w:abstractNumId="9" w15:restartNumberingAfterBreak="0">
+    <w:nsid w:val="3C357898"/>
+    <w:multiLevelType w:val="multilevel"/>
+    <w:tmpl w:val="7BFA8B02"/>
+    <w:lvl w:ilvl="0">
+      <w:start w:val="1"/>
+      <w:numFmt w:val="bullet"/>
+      <w:lvlText w:val=""/>
+      <w:lvlJc w:val="left"/>
+      <w:pPr>
+        <w:tabs>
+          <w:tab w:val="num" w:pos="720"/>
+        </w:tabs>
+        <w:ind w:left="720" w:hanging="360"/>
+      </w:pPr>
+      <w:rPr>
+        <w:rFonts w:ascii="Symbol" w:hAnsi="Symbol" w:hint="default"/>
+        <w:sz w:val="20"/>
+      </w:rPr>
+    </w:lvl>
+    <w:lvl w:ilvl="1" w:tentative="1">
+      <w:start w:val="1"/>
+      <w:numFmt w:val="bullet"/>
+      <w:lvlText w:val="o"/>
+      <w:lvlJc w:val="left"/>
+      <w:pPr>
+        <w:tabs>
+          <w:tab w:val="num" w:pos="1440"/>
+        </w:tabs>
+        <w:ind w:left="1440" w:hanging="360"/>
+      </w:pPr>
+      <w:rPr>
+        <w:rFonts w:ascii="Courier New" w:hAnsi="Courier New" w:hint="default"/>
+        <w:sz w:val="20"/>
+      </w:rPr>
+    </w:lvl>
+    <w:lvl w:ilvl="2" w:tentative="1">
+      <w:start w:val="1"/>
+      <w:numFmt w:val="bullet"/>
+      <w:lvlText w:val=""/>
+      <w:lvlJc w:val="left"/>
+      <w:pPr>
+        <w:tabs>
+          <w:tab w:val="num" w:pos="2160"/>
+        </w:tabs>
+        <w:ind w:left="2160" w:hanging="360"/>
+      </w:pPr>
+      <w:rPr>
+        <w:rFonts w:ascii="Wingdings" w:hAnsi="Wingdings" w:hint="default"/>
+        <w:sz w:val="20"/>
+      </w:rPr>
+    </w:lvl>
+    <w:lvl w:ilvl="3" w:tentative="1">
+      <w:start w:val="1"/>
+      <w:numFmt w:val="bullet"/>
+      <w:lvlText w:val=""/>
+      <w:lvlJc w:val="left"/>
+      <w:pPr>
+        <w:tabs>
+          <w:tab w:val="num" w:pos="2880"/>
+        </w:tabs>
+        <w:ind w:left="2880" w:hanging="360"/>
+      </w:pPr>
+      <w:rPr>
+        <w:rFonts w:ascii="Wingdings" w:hAnsi="Wingdings" w:hint="default"/>
+        <w:sz w:val="20"/>
+      </w:rPr>
+    </w:lvl>
+    <w:lvl w:ilvl="4" w:tentative="1">
+      <w:start w:val="1"/>
+      <w:numFmt w:val="bullet"/>
+      <w:lvlText w:val=""/>
+      <w:lvlJc w:val="left"/>
+      <w:pPr>
+        <w:tabs>
+          <w:tab w:val="num" w:pos="3600"/>
+        </w:tabs>
+        <w:ind w:left="3600" w:hanging="360"/>
+      </w:pPr>
+      <w:rPr>
+        <w:rFonts w:ascii="Wingdings" w:hAnsi="Wingdings" w:hint="default"/>
+        <w:sz w:val="20"/>
+      </w:rPr>
+    </w:lvl>
+    <w:lvl w:ilvl="5" w:tentative="1">
+      <w:start w:val="1"/>
+      <w:numFmt w:val="bullet"/>
+      <w:lvlText w:val=""/>
+      <w:lvlJc w:val="left"/>
+      <w:pPr>
+        <w:tabs>
+          <w:tab w:val="num" w:pos="4320"/>
+        </w:tabs>
+        <w:ind w:left="4320" w:hanging="360"/>
+      </w:pPr>
+      <w:rPr>
+        <w:rFonts w:ascii="Wingdings" w:hAnsi="Wingdings" w:hint="default"/>
+        <w:sz w:val="20"/>
+      </w:rPr>
+    </w:lvl>
+    <w:lvl w:ilvl="6" w:tentative="1">
+      <w:start w:val="1"/>
+      <w:numFmt w:val="bullet"/>
+      <w:lvlText w:val=""/>
+      <w:lvlJc w:val="left"/>
+      <w:pPr>
+        <w:tabs>
+          <w:tab w:val="num" w:pos="5040"/>
+        </w:tabs>
+        <w:ind w:left="5040" w:hanging="360"/>
+      </w:pPr>
+      <w:rPr>
+        <w:rFonts w:ascii="Wingdings" w:hAnsi="Wingdings" w:hint="default"/>
+        <w:sz w:val="20"/>
+      </w:rPr>
+    </w:lvl>
+    <w:lvl w:ilvl="7" w:tentative="1">
+      <w:start w:val="1"/>
+      <w:numFmt w:val="bullet"/>
+      <w:lvlText w:val=""/>
+      <w:lvlJc w:val="left"/>
+      <w:pPr>
+        <w:tabs>
+          <w:tab w:val="num" w:pos="5760"/>
+        </w:tabs>
+        <w:ind w:left="5760" w:hanging="360"/>
+      </w:pPr>
+      <w:rPr>
+        <w:rFonts w:ascii="Wingdings" w:hAnsi="Wingdings" w:hint="default"/>
+        <w:sz w:val="20"/>
+      </w:rPr>
+    </w:lvl>
+    <w:lvl w:ilvl="8" w:tentative="1">
+      <w:start w:val="1"/>
+      <w:numFmt w:val="bullet"/>
+      <w:lvlText w:val=""/>
+      <w:lvlJc w:val="left"/>
+      <w:pPr>
+        <w:tabs>
+          <w:tab w:val="num" w:pos="6480"/>
+        </w:tabs>
+        <w:ind w:left="6480" w:hanging="360"/>
+      </w:pPr>
+      <w:rPr>
+        <w:rFonts w:ascii="Wingdings" w:hAnsi="Wingdings" w:hint="default"/>
+        <w:sz w:val="20"/>
+      </w:rPr>
+    </w:lvl>
+  </w:abstractNum>
+  <w:abstractNum w:abstractNumId="10" w15:restartNumberingAfterBreak="0">
     <w:nsid w:val="44D0272D"/>
     <w:multiLevelType w:val="multilevel"/>
     <w:tmpl w:val="5980EAE8"/>
@@ -5235,7 +7284,7 @@
       </w:rPr>
     </w:lvl>
   </w:abstractNum>
-  <w:abstractNum w:abstractNumId="7" w15:restartNumberingAfterBreak="0">
+  <w:abstractNum w:abstractNumId="11" w15:restartNumberingAfterBreak="0">
     <w:nsid w:val="47932501"/>
     <w:multiLevelType w:val="multilevel"/>
     <w:tmpl w:val="98184682"/>
@@ -5384,7 +7433,7 @@
       </w:rPr>
     </w:lvl>
   </w:abstractNum>
-  <w:abstractNum w:abstractNumId="8" w15:restartNumberingAfterBreak="0">
+  <w:abstractNum w:abstractNumId="12" w15:restartNumberingAfterBreak="0">
     <w:nsid w:val="4BF25947"/>
     <w:multiLevelType w:val="hybridMultilevel"/>
     <w:tmpl w:val="79CE56DA"/>
@@ -5496,7 +7545,7 @@
       </w:rPr>
     </w:lvl>
   </w:abstractNum>
-  <w:abstractNum w:abstractNumId="9" w15:restartNumberingAfterBreak="0">
+  <w:abstractNum w:abstractNumId="13" w15:restartNumberingAfterBreak="0">
     <w:nsid w:val="502D198A"/>
     <w:multiLevelType w:val="multilevel"/>
     <w:tmpl w:val="021E78C8"/>
@@ -5609,7 +7658,7 @@
       </w:pPr>
     </w:lvl>
   </w:abstractNum>
-  <w:abstractNum w:abstractNumId="10" w15:restartNumberingAfterBreak="0">
+  <w:abstractNum w:abstractNumId="14" w15:restartNumberingAfterBreak="0">
     <w:nsid w:val="544402FA"/>
     <w:multiLevelType w:val="hybridMultilevel"/>
     <w:tmpl w:val="B06C9EAC"/>
@@ -5722,7 +7771,277 @@
       </w:rPr>
     </w:lvl>
   </w:abstractNum>
-  <w:abstractNum w:abstractNumId="11" w15:restartNumberingAfterBreak="0">
+  <w:abstractNum w:abstractNumId="15" w15:restartNumberingAfterBreak="0">
+    <w:nsid w:val="59D911A8"/>
+    <w:multiLevelType w:val="multilevel"/>
+    <w:tmpl w:val="221CFF78"/>
+    <w:lvl w:ilvl="0">
+      <w:start w:val="1"/>
+      <w:numFmt w:val="decimal"/>
+      <w:lvlText w:val="%1."/>
+      <w:lvlJc w:val="left"/>
+      <w:pPr>
+        <w:tabs>
+          <w:tab w:val="num" w:pos="720"/>
+        </w:tabs>
+        <w:ind w:left="720" w:hanging="360"/>
+      </w:pPr>
+    </w:lvl>
+    <w:lvl w:ilvl="1">
+      <w:start w:val="1"/>
+      <w:numFmt w:val="bullet"/>
+      <w:lvlText w:val="o"/>
+      <w:lvlJc w:val="left"/>
+      <w:pPr>
+        <w:tabs>
+          <w:tab w:val="num" w:pos="1440"/>
+        </w:tabs>
+        <w:ind w:left="1440" w:hanging="360"/>
+      </w:pPr>
+      <w:rPr>
+        <w:rFonts w:ascii="Courier New" w:hAnsi="Courier New" w:hint="default"/>
+        <w:sz w:val="20"/>
+      </w:rPr>
+    </w:lvl>
+    <w:lvl w:ilvl="2">
+      <w:start w:val="1"/>
+      <w:numFmt w:val="bullet"/>
+      <w:lvlText w:val=""/>
+      <w:lvlJc w:val="left"/>
+      <w:pPr>
+        <w:tabs>
+          <w:tab w:val="num" w:pos="2160"/>
+        </w:tabs>
+        <w:ind w:left="2160" w:hanging="360"/>
+      </w:pPr>
+      <w:rPr>
+        <w:rFonts w:ascii="Wingdings" w:hAnsi="Wingdings" w:hint="default"/>
+        <w:sz w:val="20"/>
+      </w:rPr>
+    </w:lvl>
+    <w:lvl w:ilvl="3" w:tentative="1">
+      <w:start w:val="1"/>
+      <w:numFmt w:val="decimal"/>
+      <w:lvlText w:val="%4."/>
+      <w:lvlJc w:val="left"/>
+      <w:pPr>
+        <w:tabs>
+          <w:tab w:val="num" w:pos="2880"/>
+        </w:tabs>
+        <w:ind w:left="2880" w:hanging="360"/>
+      </w:pPr>
+    </w:lvl>
+    <w:lvl w:ilvl="4" w:tentative="1">
+      <w:start w:val="1"/>
+      <w:numFmt w:val="decimal"/>
+      <w:lvlText w:val="%5."/>
+      <w:lvlJc w:val="left"/>
+      <w:pPr>
+        <w:tabs>
+          <w:tab w:val="num" w:pos="3600"/>
+        </w:tabs>
+        <w:ind w:left="3600" w:hanging="360"/>
+      </w:pPr>
+    </w:lvl>
+    <w:lvl w:ilvl="5" w:tentative="1">
+      <w:start w:val="1"/>
+      <w:numFmt w:val="decimal"/>
+      <w:lvlText w:val="%6."/>
+      <w:lvlJc w:val="left"/>
+      <w:pPr>
+        <w:tabs>
+          <w:tab w:val="num" w:pos="4320"/>
+        </w:tabs>
+        <w:ind w:left="4320" w:hanging="360"/>
+      </w:pPr>
+    </w:lvl>
+    <w:lvl w:ilvl="6" w:tentative="1">
+      <w:start w:val="1"/>
+      <w:numFmt w:val="decimal"/>
+      <w:lvlText w:val="%7."/>
+      <w:lvlJc w:val="left"/>
+      <w:pPr>
+        <w:tabs>
+          <w:tab w:val="num" w:pos="5040"/>
+        </w:tabs>
+        <w:ind w:left="5040" w:hanging="360"/>
+      </w:pPr>
+    </w:lvl>
+    <w:lvl w:ilvl="7" w:tentative="1">
+      <w:start w:val="1"/>
+      <w:numFmt w:val="decimal"/>
+      <w:lvlText w:val="%8."/>
+      <w:lvlJc w:val="left"/>
+      <w:pPr>
+        <w:tabs>
+          <w:tab w:val="num" w:pos="5760"/>
+        </w:tabs>
+        <w:ind w:left="5760" w:hanging="360"/>
+      </w:pPr>
+    </w:lvl>
+    <w:lvl w:ilvl="8" w:tentative="1">
+      <w:start w:val="1"/>
+      <w:numFmt w:val="decimal"/>
+      <w:lvlText w:val="%9."/>
+      <w:lvlJc w:val="left"/>
+      <w:pPr>
+        <w:tabs>
+          <w:tab w:val="num" w:pos="6480"/>
+        </w:tabs>
+        <w:ind w:left="6480" w:hanging="360"/>
+      </w:pPr>
+    </w:lvl>
+  </w:abstractNum>
+  <w:abstractNum w:abstractNumId="16" w15:restartNumberingAfterBreak="0">
+    <w:nsid w:val="5C8D62F0"/>
+    <w:multiLevelType w:val="multilevel"/>
+    <w:tmpl w:val="94EA61D6"/>
+    <w:lvl w:ilvl="0">
+      <w:start w:val="1"/>
+      <w:numFmt w:val="bullet"/>
+      <w:lvlText w:val=""/>
+      <w:lvlJc w:val="left"/>
+      <w:pPr>
+        <w:tabs>
+          <w:tab w:val="num" w:pos="720"/>
+        </w:tabs>
+        <w:ind w:left="720" w:hanging="360"/>
+      </w:pPr>
+      <w:rPr>
+        <w:rFonts w:ascii="Symbol" w:hAnsi="Symbol" w:hint="default"/>
+        <w:sz w:val="20"/>
+      </w:rPr>
+    </w:lvl>
+    <w:lvl w:ilvl="1" w:tentative="1">
+      <w:start w:val="1"/>
+      <w:numFmt w:val="bullet"/>
+      <w:lvlText w:val="o"/>
+      <w:lvlJc w:val="left"/>
+      <w:pPr>
+        <w:tabs>
+          <w:tab w:val="num" w:pos="1440"/>
+        </w:tabs>
+        <w:ind w:left="1440" w:hanging="360"/>
+      </w:pPr>
+      <w:rPr>
+        <w:rFonts w:ascii="Courier New" w:hAnsi="Courier New" w:hint="default"/>
+        <w:sz w:val="20"/>
+      </w:rPr>
+    </w:lvl>
+    <w:lvl w:ilvl="2" w:tentative="1">
+      <w:start w:val="1"/>
+      <w:numFmt w:val="bullet"/>
+      <w:lvlText w:val=""/>
+      <w:lvlJc w:val="left"/>
+      <w:pPr>
+        <w:tabs>
+          <w:tab w:val="num" w:pos="2160"/>
+        </w:tabs>
+        <w:ind w:left="2160" w:hanging="360"/>
+      </w:pPr>
+      <w:rPr>
+        <w:rFonts w:ascii="Wingdings" w:hAnsi="Wingdings" w:hint="default"/>
+        <w:sz w:val="20"/>
+      </w:rPr>
+    </w:lvl>
+    <w:lvl w:ilvl="3" w:tentative="1">
+      <w:start w:val="1"/>
+      <w:numFmt w:val="bullet"/>
+      <w:lvlText w:val=""/>
+      <w:lvlJc w:val="left"/>
+      <w:pPr>
+        <w:tabs>
+          <w:tab w:val="num" w:pos="2880"/>
+        </w:tabs>
+        <w:ind w:left="2880" w:hanging="360"/>
+      </w:pPr>
+      <w:rPr>
+        <w:rFonts w:ascii="Wingdings" w:hAnsi="Wingdings" w:hint="default"/>
+        <w:sz w:val="20"/>
+      </w:rPr>
+    </w:lvl>
+    <w:lvl w:ilvl="4" w:tentative="1">
+      <w:start w:val="1"/>
+      <w:numFmt w:val="bullet"/>
+      <w:lvlText w:val=""/>
+      <w:lvlJc w:val="left"/>
+      <w:pPr>
+        <w:tabs>
+          <w:tab w:val="num" w:pos="3600"/>
+        </w:tabs>
+        <w:ind w:left="3600" w:hanging="360"/>
+      </w:pPr>
+      <w:rPr>
+        <w:rFonts w:ascii="Wingdings" w:hAnsi="Wingdings" w:hint="default"/>
+        <w:sz w:val="20"/>
+      </w:rPr>
+    </w:lvl>
+    <w:lvl w:ilvl="5" w:tentative="1">
+      <w:start w:val="1"/>
+      <w:numFmt w:val="bullet"/>
+      <w:lvlText w:val=""/>
+      <w:lvlJc w:val="left"/>
+      <w:pPr>
+        <w:tabs>
+          <w:tab w:val="num" w:pos="4320"/>
+        </w:tabs>
+        <w:ind w:left="4320" w:hanging="360"/>
+      </w:pPr>
+      <w:rPr>
+        <w:rFonts w:ascii="Wingdings" w:hAnsi="Wingdings" w:hint="default"/>
+        <w:sz w:val="20"/>
+      </w:rPr>
+    </w:lvl>
+    <w:lvl w:ilvl="6" w:tentative="1">
+      <w:start w:val="1"/>
+      <w:numFmt w:val="bullet"/>
+      <w:lvlText w:val=""/>
+      <w:lvlJc w:val="left"/>
+      <w:pPr>
+        <w:tabs>
+          <w:tab w:val="num" w:pos="5040"/>
+        </w:tabs>
+        <w:ind w:left="5040" w:hanging="360"/>
+      </w:pPr>
+      <w:rPr>
+        <w:rFonts w:ascii="Wingdings" w:hAnsi="Wingdings" w:hint="default"/>
+        <w:sz w:val="20"/>
+      </w:rPr>
+    </w:lvl>
+    <w:lvl w:ilvl="7" w:tentative="1">
+      <w:start w:val="1"/>
+      <w:numFmt w:val="bullet"/>
+      <w:lvlText w:val=""/>
+      <w:lvlJc w:val="left"/>
+      <w:pPr>
+        <w:tabs>
+          <w:tab w:val="num" w:pos="5760"/>
+        </w:tabs>
+        <w:ind w:left="5760" w:hanging="360"/>
+      </w:pPr>
+      <w:rPr>
+        <w:rFonts w:ascii="Wingdings" w:hAnsi="Wingdings" w:hint="default"/>
+        <w:sz w:val="20"/>
+      </w:rPr>
+    </w:lvl>
+    <w:lvl w:ilvl="8" w:tentative="1">
+      <w:start w:val="1"/>
+      <w:numFmt w:val="bullet"/>
+      <w:lvlText w:val=""/>
+      <w:lvlJc w:val="left"/>
+      <w:pPr>
+        <w:tabs>
+          <w:tab w:val="num" w:pos="6480"/>
+        </w:tabs>
+        <w:ind w:left="6480" w:hanging="360"/>
+      </w:pPr>
+      <w:rPr>
+        <w:rFonts w:ascii="Wingdings" w:hAnsi="Wingdings" w:hint="default"/>
+        <w:sz w:val="20"/>
+      </w:rPr>
+    </w:lvl>
+  </w:abstractNum>
+  <w:abstractNum w:abstractNumId="17" w15:restartNumberingAfterBreak="0">
     <w:nsid w:val="64710210"/>
     <w:multiLevelType w:val="multilevel"/>
     <w:tmpl w:val="A24A97F0"/>
@@ -5871,7 +8190,7 @@
       </w:rPr>
     </w:lvl>
   </w:abstractNum>
-  <w:abstractNum w:abstractNumId="12" w15:restartNumberingAfterBreak="0">
+  <w:abstractNum w:abstractNumId="18" w15:restartNumberingAfterBreak="0">
     <w:nsid w:val="68195EF0"/>
     <w:multiLevelType w:val="multilevel"/>
     <w:tmpl w:val="BD38937C"/>
@@ -6020,7 +8339,7 @@
       </w:rPr>
     </w:lvl>
   </w:abstractNum>
-  <w:abstractNum w:abstractNumId="13" w15:restartNumberingAfterBreak="0">
+  <w:abstractNum w:abstractNumId="19" w15:restartNumberingAfterBreak="0">
     <w:nsid w:val="70B408BC"/>
     <w:multiLevelType w:val="multilevel"/>
     <w:tmpl w:val="8738E898"/>
@@ -6170,46 +8489,64 @@
     </w:lvl>
   </w:abstractNum>
   <w:num w:numId="1" w16cid:durableId="1510287826">
+    <w:abstractNumId w:val="6"/>
+  </w:num>
+  <w:num w:numId="2" w16cid:durableId="1997563083">
     <w:abstractNumId w:val="3"/>
   </w:num>
-  <w:num w:numId="2" w16cid:durableId="1997563083">
+  <w:num w:numId="3" w16cid:durableId="1620523394">
+    <w:abstractNumId w:val="19"/>
+  </w:num>
+  <w:num w:numId="4" w16cid:durableId="1100029662">
+    <w:abstractNumId w:val="14"/>
+  </w:num>
+  <w:num w:numId="5" w16cid:durableId="468204632">
     <w:abstractNumId w:val="2"/>
   </w:num>
-  <w:num w:numId="3" w16cid:durableId="1620523394">
+  <w:num w:numId="6" w16cid:durableId="1299844786">
+    <w:abstractNumId w:val="1"/>
+  </w:num>
+  <w:num w:numId="7" w16cid:durableId="1031341314">
+    <w:abstractNumId w:val="17"/>
+  </w:num>
+  <w:num w:numId="8" w16cid:durableId="632100843">
+    <w:abstractNumId w:val="11"/>
+  </w:num>
+  <w:num w:numId="9" w16cid:durableId="93525988">
+    <w:abstractNumId w:val="7"/>
+  </w:num>
+  <w:num w:numId="10" w16cid:durableId="997418609">
+    <w:abstractNumId w:val="10"/>
+  </w:num>
+  <w:num w:numId="11" w16cid:durableId="2041514347">
     <w:abstractNumId w:val="13"/>
   </w:num>
-  <w:num w:numId="4" w16cid:durableId="1100029662">
-    <w:abstractNumId w:val="10"/>
+  <w:num w:numId="12" w16cid:durableId="947615637">
+    <w:abstractNumId w:val="8"/>
   </w:num>
-  <w:num w:numId="5" w16cid:durableId="468204632">
-    <w:abstractNumId w:val="1"/>
+  <w:num w:numId="13" w16cid:durableId="1054737904">
+    <w:abstractNumId w:val="18"/>
   </w:num>
-  <w:num w:numId="6" w16cid:durableId="1299844786">
+  <w:num w:numId="14" w16cid:durableId="793522117">
+    <w:abstractNumId w:val="12"/>
+  </w:num>
+  <w:num w:numId="15" w16cid:durableId="1245384513">
     <w:abstractNumId w:val="0"/>
   </w:num>
-  <w:num w:numId="7" w16cid:durableId="1031341314">
-    <w:abstractNumId w:val="11"/>
+  <w:num w:numId="16" w16cid:durableId="688068473">
+    <w:abstractNumId w:val="15"/>
   </w:num>
-  <w:num w:numId="8" w16cid:durableId="632100843">
-    <w:abstractNumId w:val="7"/>
+  <w:num w:numId="17" w16cid:durableId="1879704414">
+    <w:abstractNumId w:val="5"/>
   </w:num>
-  <w:num w:numId="9" w16cid:durableId="93525988">
-    <w:abstractNumId w:val="4"/>
+  <w:num w:numId="18" w16cid:durableId="1990865073">
+    <w:abstractNumId w:val="16"/>
   </w:num>
-  <w:num w:numId="10" w16cid:durableId="997418609">
-    <w:abstractNumId w:val="6"/>
-  </w:num>
-  <w:num w:numId="11" w16cid:durableId="2041514347">
+  <w:num w:numId="19" w16cid:durableId="626088866">
     <w:abstractNumId w:val="9"/>
   </w:num>
-  <w:num w:numId="12" w16cid:durableId="947615637">
-    <w:abstractNumId w:val="5"/>
-  </w:num>
-  <w:num w:numId="13" w16cid:durableId="1054737904">
-    <w:abstractNumId w:val="12"/>
-  </w:num>
-  <w:num w:numId="14" w16cid:durableId="793522117">
-    <w:abstractNumId w:val="8"/>
+  <w:num w:numId="20" w16cid:durableId="1524636633">
+    <w:abstractNumId w:val="4"/>
   </w:num>
 </w:numbering>
 </file>
@@ -6817,7 +9154,6 @@
   <w:style w:type="character" w:default="1" w:styleId="Fontepargpadro">
     <w:name w:val="Default Paragraph Font"/>
     <w:uiPriority w:val="1"/>
-    <w:semiHidden/>
     <w:unhideWhenUsed/>
   </w:style>
   <w:style w:type="table" w:default="1" w:styleId="Tabelanormal">
